--- a/song journeys for copying/Song Journey - Seven Nation Army.docx
+++ b/song journeys for copying/Song Journey - Seven Nation Army.docx
@@ -128,7 +128,7 @@
         <w:rPr>
           <w:color w:val="222222"/>
         </w:rPr>
-        <w:t>E · E · G · E · D · C · B — seven notes, repeats every 2 bars</w:t>
+        <w:t>E · E · G · E · D · C · B — 7 notes, repeats every 2 bars</w:t>
       </w:r>
     </w:p>
     <w:p>
@@ -225,13 +225,13 @@
         <w:rPr>
           <w:color w:val="222222"/>
         </w:rPr>
-        <w:t>Practice at 60 BPM</w:t>
-      </w:r>
-      <w:r>
-        <w:rPr>
-          <w:color w:val="222222"/>
-        </w:rPr>
-        <w:t>. The record is 123 BPM.</w:t>
+        <w:t>Practice at 60 BPM. Th</w:t>
+      </w:r>
+      <w:r>
+        <w:rPr>
+          <w:color w:val="222222"/>
+        </w:rPr>
+        <w:t>e record is 123 BPM.</w:t>
       </w:r>
     </w:p>
     <w:p>
@@ -666,6 +666,7 @@
     </w:p>
     <w:p>
       <w:pPr>
+        <w:keepNext/>
         <w:keepLines/>
         <w:pBdr>
           <w:left w:val="single" w:sz="18" w:space="8" w:color="5B3FA6"/>
@@ -684,6 +685,7 @@
     </w:p>
     <w:p>
       <w:pPr>
+        <w:keepNext/>
         <w:spacing w:after="60"/>
       </w:pPr>
     </w:p>
@@ -783,21 +785,157 @@
         <w:rPr>
           <w:color w:val="222222"/>
         </w:rPr>
-        <w:t>Play four laps (a lap = one full time through the riff) without stopping.</w:t>
-      </w:r>
-    </w:p>
-    <w:p>
-      <w:pPr>
-        <w:keepNext/>
-        <w:spacing w:after="40"/>
-        <w:ind w:left="360"/>
-      </w:pPr>
-      <w:r>
-        <w:rPr>
-          <w:color w:val="222222"/>
-        </w:rPr>
-        <w:t>Then raise the tempo by 10 BPM.</w:t>
-      </w:r>
+        <w:t>Play each riff note 2 times. Then raise the tempo by 10 BPM.</w:t>
+      </w:r>
+    </w:p>
+    <w:p>
+      <w:pPr>
+        <w:keepNext/>
+        <w:pBdr>
+          <w:left w:val="single" w:sz="18" w:space="8" w:color="5B3FA6"/>
+        </w:pBdr>
+        <w:spacing w:before="80" w:after="60"/>
+        <w:ind w:left="120"/>
+      </w:pPr>
+      <w:r>
+        <w:rPr>
+          <w:b/>
+          <w:bCs/>
+          <w:color w:val="5B3FA6"/>
+          <w:sz w:val="18"/>
+          <w:szCs w:val="18"/>
+        </w:rPr>
+        <w:t>Level up · 2 picks per note · one lap = two bars</w:t>
+      </w:r>
+    </w:p>
+    <w:p>
+      <w:pPr>
+        <w:keepNext/>
+        <w:keepLines/>
+        <w:pBdr>
+          <w:left w:val="single" w:sz="18" w:space="8" w:color="5B3FA6"/>
+        </w:pBdr>
+        <w:ind w:left="120"/>
+      </w:pPr>
+      <w:r>
+        <w:rPr>
+          <w:rFonts w:ascii="Courier New" w:eastAsia="Courier New" w:hAnsi="Courier New" w:cs="Courier New"/>
+          <w:color w:val="222222"/>
+          <w:sz w:val="17"/>
+          <w:szCs w:val="17"/>
+        </w:rPr>
+        <w:t>e |----------------------|------------------</w:t>
+      </w:r>
+      <w:r>
+        <w:rPr>
+          <w:rFonts w:ascii="Courier New" w:eastAsia="Courier New" w:hAnsi="Courier New" w:cs="Courier New"/>
+          <w:color w:val="222222"/>
+          <w:sz w:val="17"/>
+          <w:szCs w:val="17"/>
+        </w:rPr>
+        <w:t>-|</w:t>
+      </w:r>
+    </w:p>
+    <w:p>
+      <w:pPr>
+        <w:keepNext/>
+        <w:keepLines/>
+        <w:pBdr>
+          <w:left w:val="single" w:sz="18" w:space="8" w:color="5B3FA6"/>
+        </w:pBdr>
+        <w:ind w:left="120"/>
+      </w:pPr>
+      <w:r>
+        <w:rPr>
+          <w:rFonts w:ascii="Courier New" w:eastAsia="Courier New" w:hAnsi="Courier New" w:cs="Courier New"/>
+          <w:color w:val="222222"/>
+          <w:sz w:val="17"/>
+          <w:szCs w:val="17"/>
+        </w:rPr>
+        <w:t>B |----------------------|-------------------|</w:t>
+      </w:r>
+    </w:p>
+    <w:p>
+      <w:pPr>
+        <w:keepNext/>
+        <w:keepLines/>
+        <w:pBdr>
+          <w:left w:val="single" w:sz="18" w:space="8" w:color="5B3FA6"/>
+        </w:pBdr>
+        <w:ind w:left="120"/>
+      </w:pPr>
+      <w:r>
+        <w:rPr>
+          <w:rFonts w:ascii="Courier New" w:eastAsia="Courier New" w:hAnsi="Courier New" w:cs="Courier New"/>
+          <w:color w:val="222222"/>
+          <w:sz w:val="17"/>
+          <w:szCs w:val="17"/>
+        </w:rPr>
+        <w:t>G |----------------------|-------------------|</w:t>
+      </w:r>
+    </w:p>
+    <w:p>
+      <w:pPr>
+        <w:keepNext/>
+        <w:keepLines/>
+        <w:pBdr>
+          <w:left w:val="single" w:sz="18" w:space="8" w:color="5B3FA6"/>
+        </w:pBdr>
+        <w:ind w:left="120"/>
+      </w:pPr>
+      <w:r>
+        <w:rPr>
+          <w:rFonts w:ascii="Courier New" w:eastAsia="Courier New" w:hAnsi="Courier New" w:cs="Courier New"/>
+          <w:color w:val="222222"/>
+          <w:sz w:val="17"/>
+          <w:szCs w:val="17"/>
+        </w:rPr>
+        <w:t>D |----------------------|-------------------|</w:t>
+      </w:r>
+    </w:p>
+    <w:p>
+      <w:pPr>
+        <w:keepNext/>
+        <w:keepLines/>
+        <w:pBdr>
+          <w:left w:val="single" w:sz="18" w:space="8" w:color="5B3FA6"/>
+        </w:pBdr>
+        <w:ind w:left="120"/>
+      </w:pPr>
+      <w:r>
+        <w:rPr>
+          <w:rFonts w:ascii="Courier New" w:eastAsia="Courier New" w:hAnsi="Courier New" w:cs="Courier New"/>
+          <w:color w:val="222222"/>
+          <w:sz w:val="17"/>
+          <w:szCs w:val="17"/>
+        </w:rPr>
+        <w:t>A |-7-7--7-7--10-10--7-7-|-5-5--3-3--2-2-----|</w:t>
+      </w:r>
+    </w:p>
+    <w:p>
+      <w:pPr>
+        <w:keepNext/>
+        <w:keepLines/>
+        <w:pBdr>
+          <w:left w:val="single" w:sz="18" w:space="8" w:color="5B3FA6"/>
+        </w:pBdr>
+        <w:ind w:left="120"/>
+      </w:pPr>
+      <w:r>
+        <w:rPr>
+          <w:rFonts w:ascii="Courier New" w:eastAsia="Courier New" w:hAnsi="Courier New" w:cs="Courier New"/>
+          <w:color w:val="222222"/>
+          <w:sz w:val="17"/>
+          <w:szCs w:val="17"/>
+        </w:rPr>
+        <w:t>E |----------------------|-------------------|</w:t>
+      </w:r>
+    </w:p>
+    <w:p>
+      <w:pPr>
+        <w:keepNext/>
+        <w:spacing w:after="60"/>
+      </w:pPr>
     </w:p>
     <w:p>
       <w:pPr>
@@ -908,16 +1046,7 @@
           <w:sz w:val="17"/>
           <w:szCs w:val="17"/>
         </w:rPr>
-        <w:t>e |--------------------|------------------</w:t>
-      </w:r>
-      <w:r>
-        <w:rPr>
-          <w:rFonts w:ascii="Courier New" w:eastAsia="Courier New" w:hAnsi="Courier New" w:cs="Courier New"/>
-          <w:color w:val="222222"/>
-          <w:sz w:val="17"/>
-          <w:szCs w:val="17"/>
-        </w:rPr>
-        <w:t>--|</w:t>
+        <w:t>e |--------------------|--------------------|</w:t>
       </w:r>
     </w:p>
     <w:p>
@@ -1138,24 +1267,35 @@
     </w:p>
     <w:p>
       <w:pPr>
-        <w:keepLines/>
-        <w:pBdr>
-          <w:left w:val="single" w:sz="18" w:space="8" w:color="5B3FA6"/>
-        </w:pBdr>
-        <w:ind w:left="120"/>
-      </w:pPr>
-      <w:r>
-        <w:rPr>
-          <w:rFonts w:ascii="Courier New" w:eastAsia="Courier New" w:hAnsi="Courier New" w:cs="Courier New"/>
-          <w:color w:val="222222"/>
-          <w:sz w:val="17"/>
-          <w:szCs w:val="17"/>
-        </w:rPr>
-        <w:t>E |--------------------|--------------------|</w:t>
-      </w:r>
-    </w:p>
-    <w:p>
-      <w:pPr>
+        <w:keepNext/>
+        <w:keepLines/>
+        <w:pBdr>
+          <w:left w:val="single" w:sz="18" w:space="8" w:color="5B3FA6"/>
+        </w:pBdr>
+        <w:ind w:left="120"/>
+      </w:pPr>
+      <w:r>
+        <w:rPr>
+          <w:rFonts w:ascii="Courier New" w:eastAsia="Courier New" w:hAnsi="Courier New" w:cs="Courier New"/>
+          <w:color w:val="222222"/>
+          <w:sz w:val="17"/>
+          <w:szCs w:val="17"/>
+        </w:rPr>
+        <w:t>E |--------------------|--</w:t>
+      </w:r>
+      <w:r>
+        <w:rPr>
+          <w:rFonts w:ascii="Courier New" w:eastAsia="Courier New" w:hAnsi="Courier New" w:cs="Courier New"/>
+          <w:color w:val="222222"/>
+          <w:sz w:val="17"/>
+          <w:szCs w:val="17"/>
+        </w:rPr>
+        <w:t>------------------|</w:t>
+      </w:r>
+    </w:p>
+    <w:p>
+      <w:pPr>
+        <w:keepNext/>
         <w:spacing w:after="60"/>
       </w:pPr>
     </w:p>
@@ -1182,13 +1322,7 @@
         <w:rPr>
           <w:color w:val="222222"/>
         </w:rPr>
-        <w:t>Play one cho</w:t>
-      </w:r>
-      <w:r>
-        <w:rPr>
-          <w:color w:val="222222"/>
-        </w:rPr>
-        <w:t>rd per riff note at 60 BPM, every string ringing clean.</w:t>
+        <w:t>Play one chord per riff note at 60 BPM, every string ringing clean.</w:t>
       </w:r>
     </w:p>
     <w:p>
@@ -1272,20 +1406,7 @@
         <w:rPr>
           <w:color w:val="222222"/>
         </w:rPr>
-        <w:t>Play the same riff shape one octave up, on the D and G strings.</w:t>
-      </w:r>
-    </w:p>
-    <w:p>
-      <w:pPr>
-        <w:keepNext/>
-        <w:spacing w:after="40"/>
-        <w:ind w:left="360"/>
-      </w:pPr>
-      <w:r>
-        <w:rPr>
-          <w:color w:val="222222"/>
-        </w:rPr>
-        <w:t>Then play one lap loud and one lap soft.</w:t>
+        <w:t>Rest the side of your picking hand on the strings at the bridge. Play 1 lap muted, 1 lap open.</w:t>
       </w:r>
     </w:p>
     <w:p>
@@ -1305,161 +1426,322 @@
           <w:sz w:val="18"/>
           <w:szCs w:val="18"/>
         </w:rPr>
-        <w:t>Octave-up power chords · D and G strings · one chord per riff note</w:t>
-      </w:r>
-    </w:p>
-    <w:p>
-      <w:pPr>
-        <w:keepNext/>
-        <w:keepLines/>
-        <w:pBdr>
-          <w:left w:val="single" w:sz="18" w:space="8" w:color="5B3FA6"/>
-        </w:pBdr>
-        <w:ind w:left="120"/>
-      </w:pPr>
-      <w:r>
-        <w:rPr>
-          <w:rFonts w:ascii="Courier New" w:eastAsia="Courier New" w:hAnsi="Courier New" w:cs="Courier New"/>
-          <w:color w:val="222222"/>
-          <w:sz w:val="17"/>
-          <w:szCs w:val="17"/>
-        </w:rPr>
-        <w:t xml:space="preserve">        E5  </w:t>
-      </w:r>
-      <w:r>
-        <w:rPr>
-          <w:rFonts w:ascii="Courier New" w:eastAsia="Courier New" w:hAnsi="Courier New" w:cs="Courier New"/>
-          <w:color w:val="222222"/>
-          <w:sz w:val="17"/>
-          <w:szCs w:val="17"/>
-        </w:rPr>
-        <w:t xml:space="preserve">   E5     G5     E5      D5     C5     B5</w:t>
-      </w:r>
-    </w:p>
-    <w:p>
-      <w:pPr>
-        <w:keepNext/>
-        <w:keepLines/>
-        <w:pBdr>
-          <w:left w:val="single" w:sz="18" w:space="8" w:color="5B3FA6"/>
-        </w:pBdr>
-        <w:ind w:left="120"/>
-      </w:pPr>
-      <w:r>
-        <w:rPr>
-          <w:rFonts w:ascii="Courier New" w:eastAsia="Courier New" w:hAnsi="Courier New" w:cs="Courier New"/>
-          <w:color w:val="222222"/>
-          <w:sz w:val="17"/>
-          <w:szCs w:val="17"/>
-        </w:rPr>
-        <w:t>e |-------------------|-------------------|</w:t>
-      </w:r>
-    </w:p>
-    <w:p>
-      <w:pPr>
-        <w:keepNext/>
-        <w:keepLines/>
-        <w:pBdr>
-          <w:left w:val="single" w:sz="18" w:space="8" w:color="5B3FA6"/>
-        </w:pBdr>
-        <w:ind w:left="120"/>
-      </w:pPr>
-      <w:r>
-        <w:rPr>
-          <w:rFonts w:ascii="Courier New" w:eastAsia="Courier New" w:hAnsi="Courier New" w:cs="Courier New"/>
-          <w:color w:val="222222"/>
-          <w:sz w:val="17"/>
-          <w:szCs w:val="17"/>
-        </w:rPr>
-        <w:t>B |-------------------|-------------------|</w:t>
-      </w:r>
-    </w:p>
-    <w:p>
-      <w:pPr>
-        <w:keepNext/>
-        <w:keepLines/>
-        <w:pBdr>
-          <w:left w:val="single" w:sz="18" w:space="8" w:color="5B3FA6"/>
-        </w:pBdr>
-        <w:ind w:left="120"/>
-      </w:pPr>
-      <w:r>
-        <w:rPr>
-          <w:rFonts w:ascii="Courier New" w:eastAsia="Courier New" w:hAnsi="Courier New" w:cs="Courier New"/>
-          <w:color w:val="222222"/>
-          <w:sz w:val="17"/>
-          <w:szCs w:val="17"/>
-        </w:rPr>
-        <w:t>G |--16------16------19------16--|--14------12------11----------|</w:t>
-      </w:r>
-    </w:p>
-    <w:p>
-      <w:pPr>
-        <w:keepNext/>
-        <w:keepLines/>
-        <w:pBdr>
-          <w:left w:val="single" w:sz="18" w:space="8" w:color="5B3FA6"/>
-        </w:pBdr>
-        <w:ind w:left="120"/>
-      </w:pPr>
-      <w:r>
-        <w:rPr>
-          <w:rFonts w:ascii="Courier New" w:eastAsia="Courier New" w:hAnsi="Courier New" w:cs="Courier New"/>
-          <w:color w:val="222222"/>
-          <w:sz w:val="17"/>
-          <w:szCs w:val="17"/>
-        </w:rPr>
-        <w:t>D |--14------14------17------14--|--12------10------9-------</w:t>
-      </w:r>
-      <w:r>
-        <w:rPr>
-          <w:rFonts w:ascii="Courier New" w:eastAsia="Courier New" w:hAnsi="Courier New" w:cs="Courier New"/>
-          <w:color w:val="222222"/>
-          <w:sz w:val="17"/>
-          <w:szCs w:val="17"/>
-        </w:rPr>
-        <w:t>----|</w:t>
-      </w:r>
-    </w:p>
-    <w:p>
-      <w:pPr>
-        <w:keepNext/>
-        <w:keepLines/>
-        <w:pBdr>
-          <w:left w:val="single" w:sz="18" w:space="8" w:color="5B3FA6"/>
-        </w:pBdr>
-        <w:ind w:left="120"/>
-      </w:pPr>
-      <w:r>
-        <w:rPr>
-          <w:rFonts w:ascii="Courier New" w:eastAsia="Courier New" w:hAnsi="Courier New" w:cs="Courier New"/>
-          <w:color w:val="222222"/>
-          <w:sz w:val="17"/>
-          <w:szCs w:val="17"/>
-        </w:rPr>
-        <w:t>A |-------------------|-------------------|</w:t>
-      </w:r>
-    </w:p>
-    <w:p>
-      <w:pPr>
-        <w:keepLines/>
-        <w:pBdr>
-          <w:left w:val="single" w:sz="18" w:space="8" w:color="5B3FA6"/>
-        </w:pBdr>
-        <w:ind w:left="120"/>
-      </w:pPr>
-      <w:r>
-        <w:rPr>
-          <w:rFonts w:ascii="Courier New" w:eastAsia="Courier New" w:hAnsi="Courier New" w:cs="Courier New"/>
-          <w:color w:val="222222"/>
-          <w:sz w:val="17"/>
-          <w:szCs w:val="17"/>
-        </w:rPr>
-        <w:t>E |-------------------|-------------------|</w:t>
-      </w:r>
-    </w:p>
-    <w:p>
-      <w:pPr>
+        <w:t>Level up · palm-muted · same chords</w:t>
+      </w:r>
+    </w:p>
+    <w:p>
+      <w:pPr>
+        <w:keepNext/>
+        <w:keepLines/>
+        <w:pBdr>
+          <w:left w:val="single" w:sz="18" w:space="8" w:color="5B3FA6"/>
+        </w:pBdr>
+        <w:ind w:left="120"/>
+      </w:pPr>
+      <w:r>
+        <w:rPr>
+          <w:rFonts w:ascii="Courier New" w:eastAsia="Courier New" w:hAnsi="Courier New" w:cs="Courier New"/>
+          <w:color w:val="222222"/>
+          <w:sz w:val="17"/>
+          <w:szCs w:val="17"/>
+        </w:rPr>
+        <w:t xml:space="preserve">     E5   E5   G5   E5    D5   C5</w:t>
+      </w:r>
+      <w:r>
+        <w:rPr>
+          <w:rFonts w:ascii="Courier New" w:eastAsia="Courier New" w:hAnsi="Courier New" w:cs="Courier New"/>
+          <w:color w:val="222222"/>
+          <w:sz w:val="17"/>
+          <w:szCs w:val="17"/>
+        </w:rPr>
+        <w:t xml:space="preserve">   B5</w:t>
+      </w:r>
+    </w:p>
+    <w:p>
+      <w:pPr>
+        <w:keepNext/>
+        <w:keepLines/>
+        <w:pBdr>
+          <w:left w:val="single" w:sz="18" w:space="8" w:color="5B3FA6"/>
+        </w:pBdr>
+        <w:ind w:left="120"/>
+      </w:pPr>
+      <w:r>
+        <w:rPr>
+          <w:rFonts w:ascii="Courier New" w:eastAsia="Courier New" w:hAnsi="Courier New" w:cs="Courier New"/>
+          <w:color w:val="222222"/>
+          <w:sz w:val="17"/>
+          <w:szCs w:val="17"/>
+        </w:rPr>
+        <w:t>e |--------------------|--------------------|</w:t>
+      </w:r>
+    </w:p>
+    <w:p>
+      <w:pPr>
+        <w:keepNext/>
+        <w:keepLines/>
+        <w:pBdr>
+          <w:left w:val="single" w:sz="18" w:space="8" w:color="5B3FA6"/>
+        </w:pBdr>
+        <w:ind w:left="120"/>
+      </w:pPr>
+      <w:r>
+        <w:rPr>
+          <w:rFonts w:ascii="Courier New" w:eastAsia="Courier New" w:hAnsi="Courier New" w:cs="Courier New"/>
+          <w:color w:val="222222"/>
+          <w:sz w:val="17"/>
+          <w:szCs w:val="17"/>
+        </w:rPr>
+        <w:t>B |--------------------|--------------------|</w:t>
+      </w:r>
+    </w:p>
+    <w:p>
+      <w:pPr>
+        <w:keepNext/>
+        <w:keepLines/>
+        <w:pBdr>
+          <w:left w:val="single" w:sz="18" w:space="8" w:color="5B3FA6"/>
+        </w:pBdr>
+        <w:ind w:left="120"/>
+      </w:pPr>
+      <w:r>
+        <w:rPr>
+          <w:rFonts w:ascii="Courier New" w:eastAsia="Courier New" w:hAnsi="Courier New" w:cs="Courier New"/>
+          <w:color w:val="222222"/>
+          <w:sz w:val="17"/>
+          <w:szCs w:val="17"/>
+        </w:rPr>
+        <w:t>G |--------------------|--------------------|</w:t>
+      </w:r>
+    </w:p>
+    <w:p>
+      <w:pPr>
+        <w:keepNext/>
+        <w:keepLines/>
+        <w:pBdr>
+          <w:left w:val="single" w:sz="18" w:space="8" w:color="5B3FA6"/>
+        </w:pBdr>
+        <w:ind w:left="120"/>
+      </w:pPr>
+      <w:r>
+        <w:rPr>
+          <w:rFonts w:ascii="Courier New" w:eastAsia="Courier New" w:hAnsi="Courier New" w:cs="Courier New"/>
+          <w:color w:val="222222"/>
+          <w:sz w:val="17"/>
+          <w:szCs w:val="17"/>
+        </w:rPr>
+        <w:t>D |--</w:t>
+      </w:r>
+      <w:r>
+        <w:rPr>
+          <w:rFonts w:ascii="Courier New" w:eastAsia="Courier New" w:hAnsi="Courier New" w:cs="Courier New"/>
+          <w:b/>
+          <w:bCs/>
+          <w:color w:val="5B3FA6"/>
+          <w:sz w:val="17"/>
+          <w:szCs w:val="17"/>
+        </w:rPr>
+        <w:t>9</w:t>
+      </w:r>
+      <w:r>
+        <w:rPr>
+          <w:rFonts w:ascii="Courier New" w:eastAsia="Courier New" w:hAnsi="Courier New" w:cs="Courier New"/>
+          <w:color w:val="222222"/>
+          <w:sz w:val="17"/>
+          <w:szCs w:val="17"/>
+        </w:rPr>
+        <w:t>----</w:t>
+      </w:r>
+      <w:r>
+        <w:rPr>
+          <w:rFonts w:ascii="Courier New" w:eastAsia="Courier New" w:hAnsi="Courier New" w:cs="Courier New"/>
+          <w:b/>
+          <w:bCs/>
+          <w:color w:val="5B3FA6"/>
+          <w:sz w:val="17"/>
+          <w:szCs w:val="17"/>
+        </w:rPr>
+        <w:t>9</w:t>
+      </w:r>
+      <w:r>
+        <w:rPr>
+          <w:rFonts w:ascii="Courier New" w:eastAsia="Courier New" w:hAnsi="Courier New" w:cs="Courier New"/>
+          <w:color w:val="222222"/>
+          <w:sz w:val="17"/>
+          <w:szCs w:val="17"/>
+        </w:rPr>
+        <w:t>----</w:t>
+      </w:r>
+      <w:r>
+        <w:rPr>
+          <w:rFonts w:ascii="Courier New" w:eastAsia="Courier New" w:hAnsi="Courier New" w:cs="Courier New"/>
+          <w:b/>
+          <w:bCs/>
+          <w:color w:val="5B3FA6"/>
+          <w:sz w:val="17"/>
+          <w:szCs w:val="17"/>
+        </w:rPr>
+        <w:t>12</w:t>
+      </w:r>
+      <w:r>
+        <w:rPr>
+          <w:rFonts w:ascii="Courier New" w:eastAsia="Courier New" w:hAnsi="Courier New" w:cs="Courier New"/>
+          <w:color w:val="222222"/>
+          <w:sz w:val="17"/>
+          <w:szCs w:val="17"/>
+        </w:rPr>
+        <w:t>---</w:t>
+      </w:r>
+      <w:r>
+        <w:rPr>
+          <w:rFonts w:ascii="Courier New" w:eastAsia="Courier New" w:hAnsi="Courier New" w:cs="Courier New"/>
+          <w:b/>
+          <w:bCs/>
+          <w:color w:val="5B3FA6"/>
+          <w:sz w:val="17"/>
+          <w:szCs w:val="17"/>
+        </w:rPr>
+        <w:t>9</w:t>
+      </w:r>
+      <w:r>
+        <w:rPr>
+          <w:rFonts w:ascii="Courier New" w:eastAsia="Courier New" w:hAnsi="Courier New" w:cs="Courier New"/>
+          <w:color w:val="222222"/>
+          <w:sz w:val="17"/>
+          <w:szCs w:val="17"/>
+        </w:rPr>
+        <w:t>--|--</w:t>
+      </w:r>
+      <w:r>
+        <w:rPr>
+          <w:rFonts w:ascii="Courier New" w:eastAsia="Courier New" w:hAnsi="Courier New" w:cs="Courier New"/>
+          <w:b/>
+          <w:bCs/>
+          <w:color w:val="5B3FA6"/>
+          <w:sz w:val="17"/>
+          <w:szCs w:val="17"/>
+        </w:rPr>
+        <w:t>7</w:t>
+      </w:r>
+      <w:r>
+        <w:rPr>
+          <w:rFonts w:ascii="Courier New" w:eastAsia="Courier New" w:hAnsi="Courier New" w:cs="Courier New"/>
+          <w:color w:val="222222"/>
+          <w:sz w:val="17"/>
+          <w:szCs w:val="17"/>
+        </w:rPr>
+        <w:t>----</w:t>
+      </w:r>
+      <w:r>
+        <w:rPr>
+          <w:rFonts w:ascii="Courier New" w:eastAsia="Courier New" w:hAnsi="Courier New" w:cs="Courier New"/>
+          <w:b/>
+          <w:bCs/>
+          <w:color w:val="5B3FA6"/>
+          <w:sz w:val="17"/>
+          <w:szCs w:val="17"/>
+        </w:rPr>
+        <w:t>5</w:t>
+      </w:r>
+      <w:r>
+        <w:rPr>
+          <w:rFonts w:ascii="Courier New" w:eastAsia="Courier New" w:hAnsi="Courier New" w:cs="Courier New"/>
+          <w:color w:val="222222"/>
+          <w:sz w:val="17"/>
+          <w:szCs w:val="17"/>
+        </w:rPr>
+        <w:t>----</w:t>
+      </w:r>
+      <w:r>
+        <w:rPr>
+          <w:rFonts w:ascii="Courier New" w:eastAsia="Courier New" w:hAnsi="Courier New" w:cs="Courier New"/>
+          <w:b/>
+          <w:bCs/>
+          <w:color w:val="5B3FA6"/>
+          <w:sz w:val="17"/>
+          <w:szCs w:val="17"/>
+        </w:rPr>
+        <w:t>4</w:t>
+      </w:r>
+      <w:r>
+        <w:rPr>
+          <w:rFonts w:ascii="Courier New" w:eastAsia="Courier New" w:hAnsi="Courier New" w:cs="Courier New"/>
+          <w:color w:val="222222"/>
+          <w:sz w:val="17"/>
+          <w:szCs w:val="17"/>
+        </w:rPr>
+        <w:t>-------|</w:t>
+      </w:r>
+    </w:p>
+    <w:p>
+      <w:pPr>
+        <w:keepNext/>
+        <w:keepLines/>
+        <w:pBdr>
+          <w:left w:val="single" w:sz="18" w:space="8" w:color="5B3FA6"/>
+        </w:pBdr>
+        <w:ind w:left="120"/>
+      </w:pPr>
+      <w:r>
+        <w:rPr>
+          <w:rFonts w:ascii="Courier New" w:eastAsia="Courier New" w:hAnsi="Courier New" w:cs="Courier New"/>
+          <w:color w:val="222222"/>
+          <w:sz w:val="17"/>
+          <w:szCs w:val="17"/>
+        </w:rPr>
+        <w:t>A |--7----7----10---7--|--5----3----2-------|</w:t>
+      </w:r>
+    </w:p>
+    <w:p>
+      <w:pPr>
+        <w:keepNext/>
+        <w:keepLines/>
+        <w:pBdr>
+          <w:left w:val="single" w:sz="18" w:space="8" w:color="5B3FA6"/>
+        </w:pBdr>
+        <w:ind w:left="120"/>
+      </w:pPr>
+      <w:r>
+        <w:rPr>
+          <w:rFonts w:ascii="Courier New" w:eastAsia="Courier New" w:hAnsi="Courier New" w:cs="Courier New"/>
+          <w:color w:val="222222"/>
+          <w:sz w:val="17"/>
+          <w:szCs w:val="17"/>
+        </w:rPr>
+        <w:t>E |-----------------</w:t>
+      </w:r>
+      <w:r>
+        <w:rPr>
+          <w:rFonts w:ascii="Courier New" w:eastAsia="Courier New" w:hAnsi="Courier New" w:cs="Courier New"/>
+          <w:color w:val="222222"/>
+          <w:sz w:val="17"/>
+          <w:szCs w:val="17"/>
+        </w:rPr>
+        <w:t>---|--------------------|</w:t>
+      </w:r>
+    </w:p>
+    <w:p>
+      <w:pPr>
+        <w:keepNext/>
+        <w:keepLines/>
+        <w:pBdr>
+          <w:left w:val="single" w:sz="18" w:space="8" w:color="5B3FA6"/>
+        </w:pBdr>
+        <w:ind w:left="120"/>
+      </w:pPr>
+      <w:r>
+        <w:rPr>
+          <w:rFonts w:ascii="Courier New" w:eastAsia="Courier New" w:hAnsi="Courier New" w:cs="Courier New"/>
+          <w:color w:val="222222"/>
+          <w:sz w:val="17"/>
+          <w:szCs w:val="17"/>
+        </w:rPr>
+        <w:t>PM ──────────────────────────────────────────</w:t>
+      </w:r>
+    </w:p>
+    <w:p>
+      <w:pPr>
+        <w:keepNext/>
         <w:spacing w:after="60"/>
       </w:pPr>
     </w:p>
@@ -1633,7 +1915,16 @@
           <w:sz w:val="17"/>
           <w:szCs w:val="17"/>
         </w:rPr>
-        <w:t>B |----------------------------------|</w:t>
+        <w:t>B |-----------------</w:t>
+      </w:r>
+      <w:r>
+        <w:rPr>
+          <w:rFonts w:ascii="Courier New" w:eastAsia="Courier New" w:hAnsi="Courier New" w:cs="Courier New"/>
+          <w:color w:val="222222"/>
+          <w:sz w:val="17"/>
+          <w:szCs w:val="17"/>
+        </w:rPr>
+        <w:t>-----------------|</w:t>
       </w:r>
     </w:p>
     <w:p>
@@ -1690,20 +1981,12 @@
           <w:sz w:val="17"/>
           <w:szCs w:val="17"/>
         </w:rPr>
-        <w:t>A |-----</w:t>
-      </w:r>
-      <w:r>
-        <w:rPr>
-          <w:rFonts w:ascii="Courier New" w:eastAsia="Courier New" w:hAnsi="Courier New" w:cs="Courier New"/>
-          <w:color w:val="222222"/>
-          <w:sz w:val="17"/>
-          <w:szCs w:val="17"/>
-        </w:rPr>
-        <w:t>---------------0-------------|</w:t>
-      </w:r>
-    </w:p>
-    <w:p>
-      <w:pPr>
+        <w:t>A |--------------------0-------------|</w:t>
+      </w:r>
+    </w:p>
+    <w:p>
+      <w:pPr>
+        <w:keepNext/>
         <w:keepLines/>
         <w:pBdr>
           <w:left w:val="single" w:sz="18" w:space="8" w:color="5B3FA6"/>
@@ -1722,6 +2005,7 @@
     </w:p>
     <w:p>
       <w:pPr>
+        <w:keepNext/>
         <w:spacing w:after="60"/>
       </w:pPr>
     </w:p>
@@ -1798,15 +2082,1154 @@
     <w:p>
       <w:pPr>
         <w:keepNext/>
-        <w:spacing w:after="100"/>
-      </w:pPr>
-      <w:r>
-        <w:rPr>
-          <w:color w:val="222222"/>
+        <w:pBdr>
+          <w:left w:val="single" w:sz="18" w:space="8" w:color="5B3FA6"/>
+        </w:pBdr>
+        <w:spacing w:before="80" w:after="60"/>
+        <w:ind w:left="120"/>
+      </w:pPr>
+      <w:r>
+        <w:rPr>
+          <w:b/>
+          <w:bCs/>
+          <w:color w:val="5B3FA6"/>
+          <w:sz w:val="18"/>
+          <w:szCs w:val="18"/>
+        </w:rPr>
+        <w:t>The whole box · E minor pentatonic, open position</w:t>
+      </w:r>
+    </w:p>
+    <w:p>
+      <w:pPr>
+        <w:keepNext/>
+        <w:keepLines/>
+        <w:pBdr>
+          <w:left w:val="single" w:sz="18" w:space="8" w:color="5B3FA6"/>
+        </w:pBdr>
+        <w:ind w:left="120"/>
+      </w:pPr>
+      <w:r>
+        <w:rPr>
+          <w:rFonts w:ascii="Courier New" w:eastAsia="Courier New" w:hAnsi="Courier New" w:cs="Courier New"/>
+          <w:color w:val="222222"/>
+          <w:sz w:val="17"/>
+          <w:szCs w:val="17"/>
+        </w:rPr>
+        <w:t>e |--0----------3--------------------|</w:t>
+      </w:r>
+    </w:p>
+    <w:p>
+      <w:pPr>
+        <w:keepNext/>
+        <w:keepLines/>
+        <w:pBdr>
+          <w:left w:val="single" w:sz="18" w:space="8" w:color="5B3FA6"/>
+        </w:pBdr>
+        <w:ind w:left="120"/>
+      </w:pPr>
+      <w:r>
+        <w:rPr>
+          <w:rFonts w:ascii="Courier New" w:eastAsia="Courier New" w:hAnsi="Courier New" w:cs="Courier New"/>
+          <w:color w:val="222222"/>
+          <w:sz w:val="17"/>
+          <w:szCs w:val="17"/>
+        </w:rPr>
+        <w:t>B |--0----------3--------------------|</w:t>
+      </w:r>
+    </w:p>
+    <w:p>
+      <w:pPr>
+        <w:keepNext/>
+        <w:keepLines/>
+        <w:pBdr>
+          <w:left w:val="single" w:sz="18" w:space="8" w:color="5B3FA6"/>
+        </w:pBdr>
+        <w:ind w:left="120"/>
+      </w:pPr>
+      <w:r>
+        <w:rPr>
+          <w:rFonts w:ascii="Courier New" w:eastAsia="Courier New" w:hAnsi="Courier New" w:cs="Courier New"/>
+          <w:color w:val="222222"/>
+          <w:sz w:val="17"/>
+          <w:szCs w:val="17"/>
+        </w:rPr>
+        <w:t>G |--0-------2-----------------------|</w:t>
+      </w:r>
+    </w:p>
+    <w:p>
+      <w:pPr>
+        <w:keepNext/>
+        <w:keepLines/>
+        <w:pBdr>
+          <w:left w:val="single" w:sz="18" w:space="8" w:color="5B3FA6"/>
+        </w:pBdr>
+        <w:ind w:left="120"/>
+      </w:pPr>
+      <w:r>
+        <w:rPr>
+          <w:rFonts w:ascii="Courier New" w:eastAsia="Courier New" w:hAnsi="Courier New" w:cs="Courier New"/>
+          <w:color w:val="222222"/>
+          <w:sz w:val="17"/>
+          <w:szCs w:val="17"/>
+        </w:rPr>
+        <w:t>D |--0-------2-----------------------|</w:t>
+      </w:r>
+    </w:p>
+    <w:p>
+      <w:pPr>
+        <w:keepNext/>
+        <w:keepLines/>
+        <w:pBdr>
+          <w:left w:val="single" w:sz="18" w:space="8" w:color="5B3FA6"/>
+        </w:pBdr>
+        <w:ind w:left="120"/>
+      </w:pPr>
+      <w:r>
+        <w:rPr>
+          <w:rFonts w:ascii="Courier New" w:eastAsia="Courier New" w:hAnsi="Courier New" w:cs="Courier New"/>
+          <w:color w:val="222222"/>
+          <w:sz w:val="17"/>
+          <w:szCs w:val="17"/>
+        </w:rPr>
+        <w:t>A |--0-------2-----------------------|</w:t>
+      </w:r>
+    </w:p>
+    <w:p>
+      <w:pPr>
+        <w:keepNext/>
+        <w:keepLines/>
+        <w:pBdr>
+          <w:left w:val="single" w:sz="18" w:space="8" w:color="5B3FA6"/>
+        </w:pBdr>
+        <w:ind w:left="120"/>
+      </w:pPr>
+      <w:r>
+        <w:rPr>
+          <w:rFonts w:ascii="Courier New" w:eastAsia="Courier New" w:hAnsi="Courier New" w:cs="Courier New"/>
+          <w:color w:val="222222"/>
+          <w:sz w:val="17"/>
+          <w:szCs w:val="17"/>
+        </w:rPr>
+        <w:t>E |--0----------3--------------------|</w:t>
+      </w:r>
+    </w:p>
+    <w:p>
+      <w:pPr>
+        <w:keepNext/>
+        <w:spacing w:after="60"/>
+      </w:pPr>
+    </w:p>
+    <w:p>
+      <w:pPr>
+        <w:keepLines/>
+        <w:pBdr>
+          <w:left w:val="single" w:sz="18" w:space="8" w:color="5B3FA6"/>
+        </w:pBdr>
+        <w:shd w:val="clear" w:color="auto" w:fill="EFEBF8"/>
+        <w:spacing w:before="80" w:after="120"/>
+        <w:ind w:left="120"/>
+      </w:pPr>
+      <w:r>
+        <w:rPr>
+          <w:b/>
+          <w:bCs/>
+          <w:color w:val="222222"/>
+        </w:rPr>
+        <w:t xml:space="preserve">Play it: </w:t>
+      </w:r>
+      <w:r>
+        <w:rPr>
+          <w:color w:val="222222"/>
+        </w:rPr>
+        <w:t>Play the box low to high and back. Then improvise inside it. Land on E.</w:t>
+      </w:r>
+    </w:p>
+    <w:p>
+      <w:pPr>
+        <w:keepNext/>
+        <w:spacing w:before="120" w:after="60"/>
+      </w:pPr>
+      <w:r>
+        <w:rPr>
+          <w:b/>
+          <w:bCs/>
+          <w:color w:val="5B3FA6"/>
+          <w:sz w:val="23"/>
+          <w:szCs w:val="23"/>
+        </w:rPr>
+        <w:t xml:space="preserve">Rung 3 · </w:t>
+      </w:r>
+      <w:r>
+        <w:rPr>
+          <w:b/>
+          <w:bCs/>
+          <w:color w:val="222222"/>
+          <w:sz w:val="23"/>
+          <w:szCs w:val="23"/>
+        </w:rPr>
+        <w:t>Hammer-ons and pull-offs</w:t>
+      </w:r>
+    </w:p>
+    <w:p>
+      <w:pPr>
+        <w:keepNext/>
+        <w:pBdr>
+          <w:left w:val="single" w:sz="18" w:space="8" w:color="5B3FA6"/>
+        </w:pBdr>
+        <w:spacing w:before="80" w:after="60"/>
+        <w:ind w:left="120"/>
+      </w:pPr>
+      <w:r>
+        <w:rPr>
+          <w:b/>
+          <w:bCs/>
+          <w:color w:val="5B3FA6"/>
+          <w:sz w:val="18"/>
+          <w:szCs w:val="18"/>
+        </w:rPr>
+        <w:t>Hammer-ons and pull-of</w:t>
+      </w:r>
+      <w:r>
+        <w:rPr>
+          <w:b/>
+          <w:bCs/>
+          <w:color w:val="5B3FA6"/>
+          <w:sz w:val="18"/>
+          <w:szCs w:val="18"/>
+        </w:rPr>
+        <w:t>fs · open-position box</w:t>
+      </w:r>
+    </w:p>
+    <w:p>
+      <w:pPr>
+        <w:keepNext/>
+        <w:keepLines/>
+        <w:pBdr>
+          <w:left w:val="single" w:sz="18" w:space="8" w:color="5B3FA6"/>
+        </w:pBdr>
+        <w:ind w:left="120"/>
+      </w:pPr>
+      <w:r>
+        <w:rPr>
+          <w:rFonts w:ascii="Courier New" w:eastAsia="Courier New" w:hAnsi="Courier New" w:cs="Courier New"/>
+          <w:color w:val="222222"/>
+          <w:sz w:val="17"/>
+          <w:szCs w:val="17"/>
+        </w:rPr>
+        <w:t xml:space="preserve">     D E       G A        E D       E</w:t>
+      </w:r>
+    </w:p>
+    <w:p>
+      <w:pPr>
+        <w:keepNext/>
+        <w:keepLines/>
+        <w:pBdr>
+          <w:left w:val="single" w:sz="18" w:space="8" w:color="5B3FA6"/>
+        </w:pBdr>
+        <w:ind w:left="120"/>
+      </w:pPr>
+      <w:r>
+        <w:rPr>
+          <w:rFonts w:ascii="Courier New" w:eastAsia="Courier New" w:hAnsi="Courier New" w:cs="Courier New"/>
+          <w:color w:val="222222"/>
+          <w:sz w:val="17"/>
+          <w:szCs w:val="17"/>
+        </w:rPr>
+        <w:t>e |--------------------|--------------------|</w:t>
+      </w:r>
+    </w:p>
+    <w:p>
+      <w:pPr>
+        <w:keepNext/>
+        <w:keepLines/>
+        <w:pBdr>
+          <w:left w:val="single" w:sz="18" w:space="8" w:color="5B3FA6"/>
+        </w:pBdr>
+        <w:ind w:left="120"/>
+      </w:pPr>
+      <w:r>
+        <w:rPr>
+          <w:rFonts w:ascii="Courier New" w:eastAsia="Courier New" w:hAnsi="Courier New" w:cs="Courier New"/>
+          <w:color w:val="222222"/>
+          <w:sz w:val="17"/>
+          <w:szCs w:val="17"/>
+        </w:rPr>
+        <w:t>B |--------------------|--------------------|</w:t>
+      </w:r>
+    </w:p>
+    <w:p>
+      <w:pPr>
+        <w:keepNext/>
+        <w:keepLines/>
+        <w:pBdr>
+          <w:left w:val="single" w:sz="18" w:space="8" w:color="5B3FA6"/>
+        </w:pBdr>
+        <w:ind w:left="120"/>
+      </w:pPr>
+      <w:r>
+        <w:rPr>
+          <w:rFonts w:ascii="Courier New" w:eastAsia="Courier New" w:hAnsi="Courier New" w:cs="Courier New"/>
+          <w:color w:val="222222"/>
+          <w:sz w:val="17"/>
+          <w:szCs w:val="17"/>
+        </w:rPr>
+        <w:t>G |------------</w:t>
+      </w:r>
+      <w:r>
+        <w:rPr>
+          <w:rFonts w:ascii="Courier New" w:eastAsia="Courier New" w:hAnsi="Courier New" w:cs="Courier New"/>
+          <w:b/>
+          <w:bCs/>
+          <w:color w:val="5B3FA6"/>
+          <w:sz w:val="17"/>
+          <w:szCs w:val="17"/>
+        </w:rPr>
+        <w:t>0</w:t>
+      </w:r>
+      <w:r>
+        <w:rPr>
+          <w:rFonts w:ascii="Courier New" w:eastAsia="Courier New" w:hAnsi="Courier New" w:cs="Courier New"/>
+          <w:color w:val="222222"/>
+          <w:sz w:val="17"/>
+          <w:szCs w:val="17"/>
+        </w:rPr>
+        <w:t>h</w:t>
+      </w:r>
+      <w:r>
+        <w:rPr>
+          <w:rFonts w:ascii="Courier New" w:eastAsia="Courier New" w:hAnsi="Courier New" w:cs="Courier New"/>
+          <w:b/>
+          <w:bCs/>
+          <w:color w:val="5B3FA6"/>
+          <w:sz w:val="17"/>
+          <w:szCs w:val="17"/>
+        </w:rPr>
+        <w:t>2</w:t>
+      </w:r>
+      <w:r>
+        <w:rPr>
+          <w:rFonts w:ascii="Courier New" w:eastAsia="Courier New" w:hAnsi="Courier New" w:cs="Courier New"/>
+          <w:color w:val="222222"/>
+          <w:sz w:val="17"/>
+          <w:szCs w:val="17"/>
+        </w:rPr>
+        <w:t>-----|--------------------|</w:t>
+      </w:r>
+    </w:p>
+    <w:p>
+      <w:pPr>
+        <w:keepNext/>
+        <w:keepLines/>
+        <w:pBdr>
+          <w:left w:val="single" w:sz="18" w:space="8" w:color="5B3FA6"/>
+        </w:pBdr>
+        <w:ind w:left="120"/>
+      </w:pPr>
+      <w:r>
+        <w:rPr>
+          <w:rFonts w:ascii="Courier New" w:eastAsia="Courier New" w:hAnsi="Courier New" w:cs="Courier New"/>
+          <w:color w:val="222222"/>
+          <w:sz w:val="17"/>
+          <w:szCs w:val="17"/>
+        </w:rPr>
+        <w:t>D |--</w:t>
+      </w:r>
+      <w:r>
+        <w:rPr>
+          <w:rFonts w:ascii="Courier New" w:eastAsia="Courier New" w:hAnsi="Courier New" w:cs="Courier New"/>
+          <w:b/>
+          <w:bCs/>
+          <w:color w:val="5B3FA6"/>
+          <w:sz w:val="17"/>
+          <w:szCs w:val="17"/>
+        </w:rPr>
+        <w:t>0</w:t>
+      </w:r>
+      <w:r>
+        <w:rPr>
+          <w:rFonts w:ascii="Courier New" w:eastAsia="Courier New" w:hAnsi="Courier New" w:cs="Courier New"/>
+          <w:color w:val="222222"/>
+          <w:sz w:val="17"/>
+          <w:szCs w:val="17"/>
+        </w:rPr>
+        <w:t>h</w:t>
+      </w:r>
+      <w:r>
+        <w:rPr>
+          <w:rFonts w:ascii="Courier New" w:eastAsia="Courier New" w:hAnsi="Courier New" w:cs="Courier New"/>
+          <w:b/>
+          <w:bCs/>
+          <w:color w:val="5B3FA6"/>
+          <w:sz w:val="17"/>
+          <w:szCs w:val="17"/>
+        </w:rPr>
+        <w:t>2</w:t>
+      </w:r>
+      <w:r>
+        <w:rPr>
+          <w:rFonts w:ascii="Courier New" w:eastAsia="Courier New" w:hAnsi="Courier New" w:cs="Courier New"/>
+          <w:color w:val="222222"/>
+          <w:sz w:val="17"/>
+          <w:szCs w:val="17"/>
+        </w:rPr>
+        <w:t>---------------|--</w:t>
+      </w:r>
+      <w:r>
+        <w:rPr>
+          <w:rFonts w:ascii="Courier New" w:eastAsia="Courier New" w:hAnsi="Courier New" w:cs="Courier New"/>
+          <w:b/>
+          <w:bCs/>
+          <w:color w:val="5B3FA6"/>
+          <w:sz w:val="17"/>
+          <w:szCs w:val="17"/>
+        </w:rPr>
+        <w:t>2</w:t>
+      </w:r>
+      <w:r>
+        <w:rPr>
+          <w:rFonts w:ascii="Courier New" w:eastAsia="Courier New" w:hAnsi="Courier New" w:cs="Courier New"/>
+          <w:color w:val="222222"/>
+          <w:sz w:val="17"/>
+          <w:szCs w:val="17"/>
+        </w:rPr>
+        <w:t>p</w:t>
+      </w:r>
+      <w:r>
+        <w:rPr>
+          <w:rFonts w:ascii="Courier New" w:eastAsia="Courier New" w:hAnsi="Courier New" w:cs="Courier New"/>
+          <w:b/>
+          <w:bCs/>
+          <w:color w:val="5B3FA6"/>
+          <w:sz w:val="17"/>
+          <w:szCs w:val="17"/>
+        </w:rPr>
+        <w:t>0</w:t>
+      </w:r>
+      <w:r>
+        <w:rPr>
+          <w:rFonts w:ascii="Courier New" w:eastAsia="Courier New" w:hAnsi="Courier New" w:cs="Courier New"/>
+          <w:color w:val="222222"/>
+          <w:sz w:val="17"/>
+          <w:szCs w:val="17"/>
+        </w:rPr>
+        <w:t>-------</w:t>
+      </w:r>
+      <w:r>
+        <w:rPr>
+          <w:rFonts w:ascii="Courier New" w:eastAsia="Courier New" w:hAnsi="Courier New" w:cs="Courier New"/>
+          <w:b/>
+          <w:bCs/>
+          <w:color w:val="5B3FA6"/>
+          <w:sz w:val="17"/>
+          <w:szCs w:val="17"/>
+        </w:rPr>
+        <w:t>2</w:t>
+      </w:r>
+      <w:r>
+        <w:rPr>
+          <w:rFonts w:ascii="Courier New" w:eastAsia="Courier New" w:hAnsi="Courier New" w:cs="Courier New"/>
+          <w:color w:val="222222"/>
+          <w:sz w:val="17"/>
+          <w:szCs w:val="17"/>
+        </w:rPr>
+        <w:t>-------|</w:t>
+      </w:r>
+    </w:p>
+    <w:p>
+      <w:pPr>
+        <w:keepNext/>
+        <w:keepLines/>
+        <w:pBdr>
+          <w:left w:val="single" w:sz="18" w:space="8" w:color="5B3FA6"/>
+        </w:pBdr>
+        <w:ind w:left="120"/>
+      </w:pPr>
+      <w:r>
+        <w:rPr>
+          <w:rFonts w:ascii="Courier New" w:eastAsia="Courier New" w:hAnsi="Courier New" w:cs="Courier New"/>
+          <w:color w:val="222222"/>
+          <w:sz w:val="17"/>
+          <w:szCs w:val="17"/>
+        </w:rPr>
+        <w:t>A |--------------------|--------------------|</w:t>
+      </w:r>
+    </w:p>
+    <w:p>
+      <w:pPr>
+        <w:keepNext/>
+        <w:keepLines/>
+        <w:pBdr>
+          <w:left w:val="single" w:sz="18" w:space="8" w:color="5B3FA6"/>
+        </w:pBdr>
+        <w:ind w:left="120"/>
+      </w:pPr>
+      <w:r>
+        <w:rPr>
+          <w:rFonts w:ascii="Courier New" w:eastAsia="Courier New" w:hAnsi="Courier New" w:cs="Courier New"/>
+          <w:color w:val="222222"/>
+          <w:sz w:val="17"/>
+          <w:szCs w:val="17"/>
+        </w:rPr>
+        <w:t>E |--------------------|--------------------|</w:t>
+      </w:r>
+    </w:p>
+    <w:p>
+      <w:pPr>
+        <w:keepNext/>
+        <w:spacing w:after="60"/>
+      </w:pPr>
+    </w:p>
+    <w:p>
+      <w:pPr>
+        <w:keepNext/>
+        <w:keepLines/>
+        <w:pBdr>
+          <w:left w:val="single" w:sz="18" w:space="8" w:color="5B3FA6"/>
+        </w:pBdr>
+        <w:shd w:val="clear" w:color="auto" w:fill="EFEBF8"/>
+        <w:spacing w:before="80" w:after="20"/>
+        <w:ind w:left="120"/>
+      </w:pPr>
+      <w:r>
+        <w:rPr>
+          <w:b/>
+          <w:bCs/>
+          <w:color w:val="222222"/>
+        </w:rPr>
+        <w:t xml:space="preserve">Play it: </w:t>
+      </w:r>
+      <w:r>
+        <w:rPr>
+          <w:color w:val="222222"/>
+        </w:rPr>
+        <w:t>h = hammer-on, p = pull-off — 2 notes, 1 pick each.</w:t>
+      </w:r>
+    </w:p>
+    <w:p>
+      <w:pPr>
+        <w:keepLines/>
+        <w:pBdr>
+          <w:left w:val="single" w:sz="18" w:space="8" w:color="5B3FA6"/>
+        </w:pBdr>
+        <w:shd w:val="clear" w:color="auto" w:fill="EFEBF8"/>
+        <w:spacing w:after="120"/>
+        <w:ind w:left="120"/>
+      </w:pPr>
+      <w:r>
+        <w:rPr>
+          <w:color w:val="222222"/>
+        </w:rPr>
+        <w:t>Practice each move slowly until the second note sounds clear. Then add them to your 3-note phrases.</w:t>
+      </w:r>
+    </w:p>
+    <w:p>
+      <w:pPr>
+        <w:keepNext/>
+        <w:spacing w:before="120" w:after="60"/>
+      </w:pPr>
+      <w:r>
+        <w:rPr>
+          <w:b/>
+          <w:bCs/>
+          <w:color w:val="5B3FA6"/>
+          <w:sz w:val="23"/>
+          <w:szCs w:val="23"/>
+        </w:rPr>
+        <w:t>Ru</w:t>
+      </w:r>
+      <w:r>
+        <w:rPr>
+          <w:b/>
+          <w:bCs/>
+          <w:color w:val="5B3FA6"/>
+          <w:sz w:val="23"/>
+          <w:szCs w:val="23"/>
+        </w:rPr>
+        <w:t xml:space="preserve">ng 4 · </w:t>
+      </w:r>
+      <w:r>
+        <w:rPr>
+          <w:b/>
+          <w:bCs/>
+          <w:color w:val="222222"/>
+          <w:sz w:val="23"/>
+          <w:szCs w:val="23"/>
+        </w:rPr>
+        <w:t>Two garage-rock licks</w:t>
+      </w:r>
+    </w:p>
+    <w:p>
+      <w:pPr>
+        <w:keepNext/>
+        <w:pBdr>
+          <w:left w:val="single" w:sz="18" w:space="8" w:color="5B3FA6"/>
+        </w:pBdr>
+        <w:spacing w:before="80" w:after="60"/>
+        <w:ind w:left="120"/>
+      </w:pPr>
+      <w:r>
+        <w:rPr>
+          <w:b/>
+          <w:bCs/>
+          <w:color w:val="5B3FA6"/>
+          <w:sz w:val="18"/>
+          <w:szCs w:val="18"/>
+        </w:rPr>
+        <w:t>Lick 1 · down and back up · lands on E</w:t>
+      </w:r>
+    </w:p>
+    <w:p>
+      <w:pPr>
+        <w:keepNext/>
+        <w:keepLines/>
+        <w:pBdr>
+          <w:left w:val="single" w:sz="18" w:space="8" w:color="5B3FA6"/>
+        </w:pBdr>
+        <w:ind w:left="120"/>
+      </w:pPr>
+      <w:r>
+        <w:rPr>
+          <w:rFonts w:ascii="Courier New" w:eastAsia="Courier New" w:hAnsi="Courier New" w:cs="Courier New"/>
+          <w:color w:val="222222"/>
+          <w:sz w:val="17"/>
+          <w:szCs w:val="17"/>
+        </w:rPr>
+        <w:t xml:space="preserve">     G    E    D    E</w:t>
+      </w:r>
+    </w:p>
+    <w:p>
+      <w:pPr>
+        <w:keepNext/>
+        <w:keepLines/>
+        <w:pBdr>
+          <w:left w:val="single" w:sz="18" w:space="8" w:color="5B3FA6"/>
+        </w:pBdr>
+        <w:ind w:left="120"/>
+      </w:pPr>
+      <w:r>
+        <w:rPr>
+          <w:rFonts w:ascii="Courier New" w:eastAsia="Courier New" w:hAnsi="Courier New" w:cs="Courier New"/>
+          <w:color w:val="222222"/>
+          <w:sz w:val="17"/>
+          <w:szCs w:val="17"/>
+        </w:rPr>
+        <w:t>e |--</w:t>
+      </w:r>
+      <w:r>
+        <w:rPr>
+          <w:rFonts w:ascii="Courier New" w:eastAsia="Courier New" w:hAnsi="Courier New" w:cs="Courier New"/>
+          <w:b/>
+          <w:bCs/>
+          <w:color w:val="5B3FA6"/>
+          <w:sz w:val="17"/>
+          <w:szCs w:val="17"/>
+        </w:rPr>
+        <w:t>3</w:t>
+      </w:r>
+      <w:r>
+        <w:rPr>
+          <w:rFonts w:ascii="Courier New" w:eastAsia="Courier New" w:hAnsi="Courier New" w:cs="Courier New"/>
+          <w:color w:val="222222"/>
+          <w:sz w:val="17"/>
+          <w:szCs w:val="17"/>
+        </w:rPr>
+        <w:t>----</w:t>
+      </w:r>
+      <w:r>
+        <w:rPr>
+          <w:rFonts w:ascii="Courier New" w:eastAsia="Courier New" w:hAnsi="Courier New" w:cs="Courier New"/>
+          <w:b/>
+          <w:bCs/>
+          <w:color w:val="5B3FA6"/>
+          <w:sz w:val="17"/>
+          <w:szCs w:val="17"/>
+        </w:rPr>
+        <w:t>0</w:t>
+      </w:r>
+      <w:r>
+        <w:rPr>
+          <w:rFonts w:ascii="Courier New" w:eastAsia="Courier New" w:hAnsi="Courier New" w:cs="Courier New"/>
+          <w:color w:val="222222"/>
+          <w:sz w:val="17"/>
+          <w:szCs w:val="17"/>
+        </w:rPr>
+        <w:t>---------</w:t>
+      </w:r>
+      <w:r>
+        <w:rPr>
+          <w:rFonts w:ascii="Courier New" w:eastAsia="Courier New" w:hAnsi="Courier New" w:cs="Courier New"/>
+          <w:b/>
+          <w:bCs/>
+          <w:color w:val="5B3FA6"/>
+          <w:sz w:val="17"/>
+          <w:szCs w:val="17"/>
+        </w:rPr>
+        <w:t>0</w:t>
+      </w:r>
+      <w:r>
+        <w:rPr>
+          <w:rFonts w:ascii="Courier New" w:eastAsia="Courier New" w:hAnsi="Courier New" w:cs="Courier New"/>
+          <w:color w:val="222222"/>
+          <w:sz w:val="17"/>
+          <w:szCs w:val="17"/>
+        </w:rPr>
+        <w:t>--|</w:t>
+      </w:r>
+    </w:p>
+    <w:p>
+      <w:pPr>
+        <w:keepNext/>
+        <w:keepLines/>
+        <w:pBdr>
+          <w:left w:val="single" w:sz="18" w:space="8" w:color="5B3FA6"/>
+        </w:pBdr>
+        <w:ind w:left="120"/>
+      </w:pPr>
+      <w:r>
+        <w:rPr>
+          <w:rFonts w:ascii="Courier New" w:eastAsia="Courier New" w:hAnsi="Courier New" w:cs="Courier New"/>
+          <w:color w:val="222222"/>
+          <w:sz w:val="17"/>
+          <w:szCs w:val="17"/>
+        </w:rPr>
+        <w:t>B |------------</w:t>
+      </w:r>
+      <w:r>
+        <w:rPr>
+          <w:rFonts w:ascii="Courier New" w:eastAsia="Courier New" w:hAnsi="Courier New" w:cs="Courier New"/>
+          <w:b/>
+          <w:bCs/>
+          <w:color w:val="5B3FA6"/>
+          <w:sz w:val="17"/>
+          <w:szCs w:val="17"/>
+        </w:rPr>
+        <w:t>3</w:t>
+      </w:r>
+      <w:r>
+        <w:rPr>
+          <w:rFonts w:ascii="Courier New" w:eastAsia="Courier New" w:hAnsi="Courier New" w:cs="Courier New"/>
+          <w:color w:val="222222"/>
+          <w:sz w:val="17"/>
+          <w:szCs w:val="17"/>
+        </w:rPr>
+        <w:t>-------|</w:t>
+      </w:r>
+    </w:p>
+    <w:p>
+      <w:pPr>
+        <w:keepNext/>
+        <w:keepLines/>
+        <w:pBdr>
+          <w:left w:val="single" w:sz="18" w:space="8" w:color="5B3FA6"/>
+        </w:pBdr>
+        <w:ind w:left="120"/>
+      </w:pPr>
+      <w:r>
+        <w:rPr>
+          <w:rFonts w:ascii="Courier New" w:eastAsia="Courier New" w:hAnsi="Courier New" w:cs="Courier New"/>
+          <w:color w:val="222222"/>
+          <w:sz w:val="17"/>
+          <w:szCs w:val="17"/>
+        </w:rPr>
+        <w:t>G |--------------------|</w:t>
+      </w:r>
+    </w:p>
+    <w:p>
+      <w:pPr>
+        <w:keepNext/>
+        <w:keepLines/>
+        <w:pBdr>
+          <w:left w:val="single" w:sz="18" w:space="8" w:color="5B3FA6"/>
+        </w:pBdr>
+        <w:ind w:left="120"/>
+      </w:pPr>
+      <w:r>
+        <w:rPr>
+          <w:rFonts w:ascii="Courier New" w:eastAsia="Courier New" w:hAnsi="Courier New" w:cs="Courier New"/>
+          <w:color w:val="222222"/>
+          <w:sz w:val="17"/>
+          <w:szCs w:val="17"/>
+        </w:rPr>
+        <w:t>D |--------------------|</w:t>
+      </w:r>
+    </w:p>
+    <w:p>
+      <w:pPr>
+        <w:keepNext/>
+        <w:keepLines/>
+        <w:pBdr>
+          <w:left w:val="single" w:sz="18" w:space="8" w:color="5B3FA6"/>
+        </w:pBdr>
+        <w:ind w:left="120"/>
+      </w:pPr>
+      <w:r>
+        <w:rPr>
+          <w:rFonts w:ascii="Courier New" w:eastAsia="Courier New" w:hAnsi="Courier New" w:cs="Courier New"/>
+          <w:color w:val="222222"/>
+          <w:sz w:val="17"/>
+          <w:szCs w:val="17"/>
+        </w:rPr>
+        <w:t>A |--------------------|</w:t>
+      </w:r>
+    </w:p>
+    <w:p>
+      <w:pPr>
+        <w:keepNext/>
+        <w:keepLines/>
+        <w:pBdr>
+          <w:left w:val="single" w:sz="18" w:space="8" w:color="5B3FA6"/>
+        </w:pBdr>
+        <w:ind w:left="120"/>
+      </w:pPr>
+      <w:r>
+        <w:rPr>
+          <w:rFonts w:ascii="Courier New" w:eastAsia="Courier New" w:hAnsi="Courier New" w:cs="Courier New"/>
+          <w:color w:val="222222"/>
+          <w:sz w:val="17"/>
+          <w:szCs w:val="17"/>
+        </w:rPr>
+        <w:t>E |--------------------|</w:t>
+      </w:r>
+    </w:p>
+    <w:p>
+      <w:pPr>
+        <w:keepNext/>
+        <w:spacing w:after="60"/>
+      </w:pPr>
+    </w:p>
+    <w:p>
+      <w:pPr>
+        <w:keepNext/>
+        <w:pBdr>
+          <w:left w:val="single" w:sz="18" w:space="8" w:color="5B3FA6"/>
+        </w:pBdr>
+        <w:spacing w:before="80" w:after="60"/>
+        <w:ind w:left="120"/>
+      </w:pPr>
+      <w:r>
+        <w:rPr>
+          <w:b/>
+          <w:bCs/>
+          <w:color w:val="5B3FA6"/>
+          <w:sz w:val="18"/>
+          <w:szCs w:val="18"/>
+        </w:rPr>
+        <w:t>Lick 2 · descen</w:t>
+      </w:r>
+      <w:r>
+        <w:rPr>
+          <w:b/>
+          <w:bCs/>
+          <w:color w:val="5B3FA6"/>
+          <w:sz w:val="18"/>
+          <w:szCs w:val="18"/>
+        </w:rPr>
+        <w:t>ding · lands on E</w:t>
+      </w:r>
+    </w:p>
+    <w:p>
+      <w:pPr>
+        <w:keepNext/>
+        <w:keepLines/>
+        <w:pBdr>
+          <w:left w:val="single" w:sz="18" w:space="8" w:color="5B3FA6"/>
+        </w:pBdr>
+        <w:ind w:left="120"/>
+      </w:pPr>
+      <w:r>
+        <w:rPr>
+          <w:rFonts w:ascii="Courier New" w:eastAsia="Courier New" w:hAnsi="Courier New" w:cs="Courier New"/>
+          <w:color w:val="222222"/>
+          <w:sz w:val="17"/>
+          <w:szCs w:val="17"/>
+        </w:rPr>
+        <w:t xml:space="preserve">     A    G    E</w:t>
+      </w:r>
+    </w:p>
+    <w:p>
+      <w:pPr>
+        <w:keepNext/>
+        <w:keepLines/>
+        <w:pBdr>
+          <w:left w:val="single" w:sz="18" w:space="8" w:color="5B3FA6"/>
+        </w:pBdr>
+        <w:ind w:left="120"/>
+      </w:pPr>
+      <w:r>
+        <w:rPr>
+          <w:rFonts w:ascii="Courier New" w:eastAsia="Courier New" w:hAnsi="Courier New" w:cs="Courier New"/>
+          <w:color w:val="222222"/>
+          <w:sz w:val="17"/>
+          <w:szCs w:val="17"/>
+        </w:rPr>
+        <w:t>e |--------------------|</w:t>
+      </w:r>
+    </w:p>
+    <w:p>
+      <w:pPr>
+        <w:keepNext/>
+        <w:keepLines/>
+        <w:pBdr>
+          <w:left w:val="single" w:sz="18" w:space="8" w:color="5B3FA6"/>
+        </w:pBdr>
+        <w:ind w:left="120"/>
+      </w:pPr>
+      <w:r>
+        <w:rPr>
+          <w:rFonts w:ascii="Courier New" w:eastAsia="Courier New" w:hAnsi="Courier New" w:cs="Courier New"/>
+          <w:color w:val="222222"/>
+          <w:sz w:val="17"/>
+          <w:szCs w:val="17"/>
+        </w:rPr>
+        <w:t>B |--------------------|</w:t>
+      </w:r>
+    </w:p>
+    <w:p>
+      <w:pPr>
+        <w:keepNext/>
+        <w:keepLines/>
+        <w:pBdr>
+          <w:left w:val="single" w:sz="18" w:space="8" w:color="5B3FA6"/>
+        </w:pBdr>
+        <w:ind w:left="120"/>
+      </w:pPr>
+      <w:r>
+        <w:rPr>
+          <w:rFonts w:ascii="Courier New" w:eastAsia="Courier New" w:hAnsi="Courier New" w:cs="Courier New"/>
+          <w:color w:val="222222"/>
+          <w:sz w:val="17"/>
+          <w:szCs w:val="17"/>
+        </w:rPr>
+        <w:t>G |--</w:t>
+      </w:r>
+      <w:r>
+        <w:rPr>
+          <w:rFonts w:ascii="Courier New" w:eastAsia="Courier New" w:hAnsi="Courier New" w:cs="Courier New"/>
+          <w:b/>
+          <w:bCs/>
+          <w:color w:val="5B3FA6"/>
+          <w:sz w:val="17"/>
+          <w:szCs w:val="17"/>
+        </w:rPr>
+        <w:t>2</w:t>
+      </w:r>
+      <w:r>
+        <w:rPr>
+          <w:rFonts w:ascii="Courier New" w:eastAsia="Courier New" w:hAnsi="Courier New" w:cs="Courier New"/>
+          <w:color w:val="222222"/>
+          <w:sz w:val="17"/>
+          <w:szCs w:val="17"/>
+        </w:rPr>
+        <w:t>----</w:t>
+      </w:r>
+      <w:r>
+        <w:rPr>
+          <w:rFonts w:ascii="Courier New" w:eastAsia="Courier New" w:hAnsi="Courier New" w:cs="Courier New"/>
+          <w:b/>
+          <w:bCs/>
+          <w:color w:val="5B3FA6"/>
+          <w:sz w:val="17"/>
+          <w:szCs w:val="17"/>
+        </w:rPr>
+        <w:t>0</w:t>
+      </w:r>
+      <w:r>
+        <w:rPr>
+          <w:rFonts w:ascii="Courier New" w:eastAsia="Courier New" w:hAnsi="Courier New" w:cs="Courier New"/>
+          <w:color w:val="222222"/>
+          <w:sz w:val="17"/>
+          <w:szCs w:val="17"/>
+        </w:rPr>
+        <w:t>------------|</w:t>
+      </w:r>
+    </w:p>
+    <w:p>
+      <w:pPr>
+        <w:keepNext/>
+        <w:keepLines/>
+        <w:pBdr>
+          <w:left w:val="single" w:sz="18" w:space="8" w:color="5B3FA6"/>
+        </w:pBdr>
+        <w:ind w:left="120"/>
+      </w:pPr>
+      <w:r>
+        <w:rPr>
+          <w:rFonts w:ascii="Courier New" w:eastAsia="Courier New" w:hAnsi="Courier New" w:cs="Courier New"/>
+          <w:color w:val="222222"/>
+          <w:sz w:val="17"/>
+          <w:szCs w:val="17"/>
+        </w:rPr>
+        <w:t>D |------------</w:t>
+      </w:r>
+      <w:r>
+        <w:rPr>
+          <w:rFonts w:ascii="Courier New" w:eastAsia="Courier New" w:hAnsi="Courier New" w:cs="Courier New"/>
+          <w:b/>
+          <w:bCs/>
+          <w:color w:val="5B3FA6"/>
+          <w:sz w:val="17"/>
+          <w:szCs w:val="17"/>
+        </w:rPr>
+        <w:t>2</w:t>
+      </w:r>
+      <w:r>
+        <w:rPr>
+          <w:rFonts w:ascii="Courier New" w:eastAsia="Courier New" w:hAnsi="Courier New" w:cs="Courier New"/>
+          <w:color w:val="222222"/>
+          <w:sz w:val="17"/>
+          <w:szCs w:val="17"/>
+        </w:rPr>
+        <w:t>-------|</w:t>
+      </w:r>
+    </w:p>
+    <w:p>
+      <w:pPr>
+        <w:keepNext/>
+        <w:keepLines/>
+        <w:pBdr>
+          <w:left w:val="single" w:sz="18" w:space="8" w:color="5B3FA6"/>
+        </w:pBdr>
+        <w:ind w:left="120"/>
+      </w:pPr>
+      <w:r>
+        <w:rPr>
+          <w:rFonts w:ascii="Courier New" w:eastAsia="Courier New" w:hAnsi="Courier New" w:cs="Courier New"/>
+          <w:color w:val="222222"/>
+          <w:sz w:val="17"/>
+          <w:szCs w:val="17"/>
+        </w:rPr>
+        <w:t>A |--------------------|</w:t>
+      </w:r>
+    </w:p>
+    <w:p>
+      <w:pPr>
+        <w:keepNext/>
+        <w:keepLines/>
+        <w:pBdr>
+          <w:left w:val="single" w:sz="18" w:space="8" w:color="5B3FA6"/>
+        </w:pBdr>
+        <w:ind w:left="120"/>
+      </w:pPr>
+      <w:r>
+        <w:rPr>
+          <w:rFonts w:ascii="Courier New" w:eastAsia="Courier New" w:hAnsi="Courier New" w:cs="Courier New"/>
+          <w:color w:val="222222"/>
+          <w:sz w:val="17"/>
+          <w:szCs w:val="17"/>
+        </w:rPr>
+        <w:t>E |--------------------|</w:t>
+      </w:r>
+    </w:p>
+    <w:p>
+      <w:pPr>
+        <w:keepNext/>
+        <w:spacing w:after="60"/>
+      </w:pPr>
+    </w:p>
+    <w:p>
+      <w:pPr>
+        <w:keepNext/>
+        <w:keepLines/>
+        <w:pBdr>
+          <w:left w:val="single" w:sz="18" w:space="8" w:color="5B3FA6"/>
+        </w:pBdr>
+        <w:shd w:val="clear" w:color="auto" w:fill="EFEBF8"/>
+        <w:spacing w:before="80" w:after="20"/>
+        <w:ind w:left="120"/>
+      </w:pPr>
+      <w:r>
+        <w:rPr>
+          <w:b/>
+          <w:bCs/>
+          <w:color w:val="222222"/>
+        </w:rPr>
+        <w:t xml:space="preserve">Play it: </w:t>
+      </w:r>
+      <w:r>
+        <w:rPr>
+          <w:color w:val="222222"/>
+        </w:rPr>
+        <w:t>Learn each lick exactly.</w:t>
+      </w:r>
+    </w:p>
+    <w:p>
+      <w:pPr>
+        <w:keepLines/>
+        <w:pBdr>
+          <w:left w:val="single" w:sz="18" w:space="8" w:color="5B3FA6"/>
+        </w:pBdr>
+        <w:shd w:val="clear" w:color="auto" w:fill="EFEBF8"/>
+        <w:spacing w:after="120"/>
+        <w:ind w:left="120"/>
+      </w:pPr>
+      <w:r>
+        <w:rPr>
+          <w:color w:val="222222"/>
+        </w:rPr>
+        <w:t>Add the licks to your solos.</w:t>
+      </w:r>
+    </w:p>
+    <w:p>
+      <w:pPr>
+        <w:spacing w:after="120"/>
+        <w:ind w:left="120"/>
+      </w:pPr>
+      <w:r>
+        <w:rPr>
+          <w:b/>
+          <w:bCs/>
+          <w:color w:val="5B3FA6"/>
+        </w:rPr>
+        <w:t xml:space="preserve">You've got it when: </w:t>
+      </w:r>
+      <w:r>
+        <w:rPr>
+          <w:color w:val="222222"/>
+        </w:rPr>
+        <w:t>You have climbed all 4 rungs — dress-ups and licks show up in your solos.</w:t>
+      </w:r>
+    </w:p>
+    <w:p>
+      <w:pPr>
+        <w:keepNext/>
+        <w:spacing w:before="60" w:after="30"/>
+      </w:pPr>
+      <w:r>
+        <w:rPr>
+          <w:b/>
+          <w:bCs/>
+          <w:color w:val="5B3FA6"/>
           <w:sz w:val="22"/>
           <w:szCs w:val="22"/>
         </w:rPr>
-        <w:t>This is the whole box — E minor pentatonic, open position. Play it low string to high and back. Then improvise using any note in it. Keep landing on E.</w:t>
+        <w:lastRenderedPageBreak/>
+        <w:t>Level up</w:t>
+      </w:r>
+    </w:p>
+    <w:p>
+      <w:pPr>
+        <w:keepNext/>
+        <w:spacing w:after="40"/>
+        <w:ind w:left="360"/>
+      </w:pPr>
+      <w:r>
+        <w:rPr>
+          <w:color w:val="222222"/>
+        </w:rPr>
+        <w:t>Move the same box up 12 frets — same shape, one octave higher, same notes.</w:t>
+      </w:r>
+    </w:p>
+    <w:p>
+      <w:pPr>
+        <w:keepNext/>
+        <w:spacing w:after="40"/>
+        <w:ind w:left="360"/>
+      </w:pPr>
+      <w:r>
+        <w:rPr>
+          <w:color w:val="222222"/>
+        </w:rPr>
+        <w:t>This is the higher range used for solos.</w:t>
       </w:r>
     </w:p>
     <w:p>
@@ -1826,199 +3249,8 @@
           <w:sz w:val="18"/>
           <w:szCs w:val="18"/>
         </w:rPr>
-        <w:t>The whole box · E minor pentatonic, open position</w:t>
-      </w:r>
-    </w:p>
-    <w:p>
-      <w:pPr>
-        <w:keepNext/>
-        <w:keepLines/>
-        <w:pBdr>
-          <w:left w:val="single" w:sz="18" w:space="8" w:color="5B3FA6"/>
-        </w:pBdr>
-        <w:ind w:left="120"/>
-      </w:pPr>
-      <w:r>
-        <w:rPr>
-          <w:rFonts w:ascii="Courier New" w:eastAsia="Courier New" w:hAnsi="Courier New" w:cs="Courier New"/>
-          <w:color w:val="222222"/>
-          <w:sz w:val="17"/>
-          <w:szCs w:val="17"/>
-        </w:rPr>
-        <w:t>e |--0----------3--------------------|</w:t>
-      </w:r>
-    </w:p>
-    <w:p>
-      <w:pPr>
-        <w:keepNext/>
-        <w:keepLines/>
-        <w:pBdr>
-          <w:left w:val="single" w:sz="18" w:space="8" w:color="5B3FA6"/>
-        </w:pBdr>
-        <w:ind w:left="120"/>
-      </w:pPr>
-      <w:r>
-        <w:rPr>
-          <w:rFonts w:ascii="Courier New" w:eastAsia="Courier New" w:hAnsi="Courier New" w:cs="Courier New"/>
-          <w:color w:val="222222"/>
-          <w:sz w:val="17"/>
-          <w:szCs w:val="17"/>
-        </w:rPr>
-        <w:t>B |--0---------</w:t>
-      </w:r>
-      <w:r>
-        <w:rPr>
-          <w:rFonts w:ascii="Courier New" w:eastAsia="Courier New" w:hAnsi="Courier New" w:cs="Courier New"/>
-          <w:color w:val="222222"/>
-          <w:sz w:val="17"/>
-          <w:szCs w:val="17"/>
-        </w:rPr>
-        <w:t>-3--------------------|</w:t>
-      </w:r>
-    </w:p>
-    <w:p>
-      <w:pPr>
-        <w:keepNext/>
-        <w:keepLines/>
-        <w:pBdr>
-          <w:left w:val="single" w:sz="18" w:space="8" w:color="5B3FA6"/>
-        </w:pBdr>
-        <w:ind w:left="120"/>
-      </w:pPr>
-      <w:r>
-        <w:rPr>
-          <w:rFonts w:ascii="Courier New" w:eastAsia="Courier New" w:hAnsi="Courier New" w:cs="Courier New"/>
-          <w:color w:val="222222"/>
-          <w:sz w:val="17"/>
-          <w:szCs w:val="17"/>
-        </w:rPr>
-        <w:t>G |--0-------2-----------------------|</w:t>
-      </w:r>
-    </w:p>
-    <w:p>
-      <w:pPr>
-        <w:keepNext/>
-        <w:keepLines/>
-        <w:pBdr>
-          <w:left w:val="single" w:sz="18" w:space="8" w:color="5B3FA6"/>
-        </w:pBdr>
-        <w:ind w:left="120"/>
-      </w:pPr>
-      <w:r>
-        <w:rPr>
-          <w:rFonts w:ascii="Courier New" w:eastAsia="Courier New" w:hAnsi="Courier New" w:cs="Courier New"/>
-          <w:color w:val="222222"/>
-          <w:sz w:val="17"/>
-          <w:szCs w:val="17"/>
-        </w:rPr>
-        <w:t>D |--0-------2-----------------------|</w:t>
-      </w:r>
-    </w:p>
-    <w:p>
-      <w:pPr>
-        <w:keepNext/>
-        <w:keepLines/>
-        <w:pBdr>
-          <w:left w:val="single" w:sz="18" w:space="8" w:color="5B3FA6"/>
-        </w:pBdr>
-        <w:ind w:left="120"/>
-      </w:pPr>
-      <w:r>
-        <w:rPr>
-          <w:rFonts w:ascii="Courier New" w:eastAsia="Courier New" w:hAnsi="Courier New" w:cs="Courier New"/>
-          <w:color w:val="222222"/>
-          <w:sz w:val="17"/>
-          <w:szCs w:val="17"/>
-        </w:rPr>
-        <w:t>A |--0-------2-----------------------|</w:t>
-      </w:r>
-    </w:p>
-    <w:p>
-      <w:pPr>
-        <w:keepLines/>
-        <w:pBdr>
-          <w:left w:val="single" w:sz="18" w:space="8" w:color="5B3FA6"/>
-        </w:pBdr>
-        <w:ind w:left="120"/>
-      </w:pPr>
-      <w:r>
-        <w:rPr>
-          <w:rFonts w:ascii="Courier New" w:eastAsia="Courier New" w:hAnsi="Courier New" w:cs="Courier New"/>
-          <w:color w:val="222222"/>
-          <w:sz w:val="17"/>
-          <w:szCs w:val="17"/>
-        </w:rPr>
-        <w:t>E |--0----------3--------------------|</w:t>
-      </w:r>
-    </w:p>
-    <w:p>
-      <w:pPr>
-        <w:spacing w:after="60"/>
-      </w:pPr>
-    </w:p>
-    <w:p>
-      <w:pPr>
-        <w:keepNext/>
-        <w:spacing w:before="120" w:after="60"/>
-      </w:pPr>
-      <w:r>
-        <w:rPr>
-          <w:b/>
-          <w:bCs/>
-          <w:color w:val="5B3FA6"/>
-          <w:sz w:val="23"/>
-          <w:szCs w:val="23"/>
-        </w:rPr>
-        <w:t xml:space="preserve">Rung 3 · </w:t>
-      </w:r>
-      <w:r>
-        <w:rPr>
-          <w:b/>
-          <w:bCs/>
-          <w:color w:val="222222"/>
-          <w:sz w:val="23"/>
-          <w:szCs w:val="23"/>
-        </w:rPr>
-        <w:t>Hammer-ons and pull-offs</w:t>
-      </w:r>
-    </w:p>
-    <w:p>
-      <w:pPr>
-        <w:keepNext/>
-        <w:spacing w:after="100"/>
-      </w:pPr>
-      <w:r>
-        <w:rPr>
-          <w:color w:val="222222"/>
-          <w:sz w:val="22"/>
-          <w:szCs w:val="22"/>
-        </w:rPr>
-        <w:t>h = hammer-on. Pick the first note, then tap the higher fret hard with your ring finger — two notes, one pick.</w:t>
-      </w:r>
-    </w:p>
-    <w:p>
-      <w:pPr>
-        <w:keepNext/>
-        <w:spacing w:after="100"/>
-      </w:pPr>
-      <w:r>
-        <w:rPr>
-          <w:color w:val="222222"/>
-          <w:sz w:val="22"/>
-          <w:szCs w:val="22"/>
-        </w:rPr>
-        <w:t>p = pull-off. Pick the fretted note, then flick that finger off the string so the open string sounds — two notes, one pick.</w:t>
-      </w:r>
-    </w:p>
-    <w:p>
-      <w:pPr>
-        <w:keepNext/>
-        <w:pBdr>
-          <w:left w:val="single" w:sz="18" w:space="8" w:color="5B3FA6"/>
-        </w:pBdr>
-        <w:spacing w:before="80" w:after="60"/>
-        <w:ind w:left="120"/>
-      </w:pPr>
+        <w:t>The box at fret 12 · E minor pentaton</w:t>
+      </w:r>
       <w:r>
         <w:rPr>
           <w:b/>
@@ -2027,966 +3259,7 @@
           <w:sz w:val="18"/>
           <w:szCs w:val="18"/>
         </w:rPr>
-        <w:t>Hammer-ons and pull-o</w:t>
-      </w:r>
-      <w:r>
-        <w:rPr>
-          <w:b/>
-          <w:bCs/>
-          <w:color w:val="5B3FA6"/>
-          <w:sz w:val="18"/>
-          <w:szCs w:val="18"/>
-        </w:rPr>
-        <w:t>ffs · open-position box</w:t>
-      </w:r>
-    </w:p>
-    <w:p>
-      <w:pPr>
-        <w:keepNext/>
-        <w:keepLines/>
-        <w:pBdr>
-          <w:left w:val="single" w:sz="18" w:space="8" w:color="5B3FA6"/>
-        </w:pBdr>
-        <w:ind w:left="120"/>
-      </w:pPr>
-      <w:r>
-        <w:rPr>
-          <w:rFonts w:ascii="Courier New" w:eastAsia="Courier New" w:hAnsi="Courier New" w:cs="Courier New"/>
-          <w:color w:val="222222"/>
-          <w:sz w:val="17"/>
-          <w:szCs w:val="17"/>
-        </w:rPr>
-        <w:t xml:space="preserve">     D E       G A        E D       E</w:t>
-      </w:r>
-    </w:p>
-    <w:p>
-      <w:pPr>
-        <w:keepNext/>
-        <w:keepLines/>
-        <w:pBdr>
-          <w:left w:val="single" w:sz="18" w:space="8" w:color="5B3FA6"/>
-        </w:pBdr>
-        <w:ind w:left="120"/>
-      </w:pPr>
-      <w:r>
-        <w:rPr>
-          <w:rFonts w:ascii="Courier New" w:eastAsia="Courier New" w:hAnsi="Courier New" w:cs="Courier New"/>
-          <w:color w:val="222222"/>
-          <w:sz w:val="17"/>
-          <w:szCs w:val="17"/>
-        </w:rPr>
-        <w:t>e |--------------------|--------------------|</w:t>
-      </w:r>
-    </w:p>
-    <w:p>
-      <w:pPr>
-        <w:keepNext/>
-        <w:keepLines/>
-        <w:pBdr>
-          <w:left w:val="single" w:sz="18" w:space="8" w:color="5B3FA6"/>
-        </w:pBdr>
-        <w:ind w:left="120"/>
-      </w:pPr>
-      <w:r>
-        <w:rPr>
-          <w:rFonts w:ascii="Courier New" w:eastAsia="Courier New" w:hAnsi="Courier New" w:cs="Courier New"/>
-          <w:color w:val="222222"/>
-          <w:sz w:val="17"/>
-          <w:szCs w:val="17"/>
-        </w:rPr>
-        <w:t>B |--------------------|--------------------|</w:t>
-      </w:r>
-    </w:p>
-    <w:p>
-      <w:pPr>
-        <w:keepNext/>
-        <w:keepLines/>
-        <w:pBdr>
-          <w:left w:val="single" w:sz="18" w:space="8" w:color="5B3FA6"/>
-        </w:pBdr>
-        <w:ind w:left="120"/>
-      </w:pPr>
-      <w:r>
-        <w:rPr>
-          <w:rFonts w:ascii="Courier New" w:eastAsia="Courier New" w:hAnsi="Courier New" w:cs="Courier New"/>
-          <w:color w:val="222222"/>
-          <w:sz w:val="17"/>
-          <w:szCs w:val="17"/>
-        </w:rPr>
-        <w:t>G |------------</w:t>
-      </w:r>
-      <w:r>
-        <w:rPr>
-          <w:rFonts w:ascii="Courier New" w:eastAsia="Courier New" w:hAnsi="Courier New" w:cs="Courier New"/>
-          <w:b/>
-          <w:bCs/>
-          <w:color w:val="5B3FA6"/>
-          <w:sz w:val="17"/>
-          <w:szCs w:val="17"/>
-        </w:rPr>
-        <w:t>0</w:t>
-      </w:r>
-      <w:r>
-        <w:rPr>
-          <w:rFonts w:ascii="Courier New" w:eastAsia="Courier New" w:hAnsi="Courier New" w:cs="Courier New"/>
-          <w:color w:val="222222"/>
-          <w:sz w:val="17"/>
-          <w:szCs w:val="17"/>
-        </w:rPr>
-        <w:t>h</w:t>
-      </w:r>
-      <w:r>
-        <w:rPr>
-          <w:rFonts w:ascii="Courier New" w:eastAsia="Courier New" w:hAnsi="Courier New" w:cs="Courier New"/>
-          <w:b/>
-          <w:bCs/>
-          <w:color w:val="5B3FA6"/>
-          <w:sz w:val="17"/>
-          <w:szCs w:val="17"/>
-        </w:rPr>
-        <w:t>2</w:t>
-      </w:r>
-      <w:r>
-        <w:rPr>
-          <w:rFonts w:ascii="Courier New" w:eastAsia="Courier New" w:hAnsi="Courier New" w:cs="Courier New"/>
-          <w:color w:val="222222"/>
-          <w:sz w:val="17"/>
-          <w:szCs w:val="17"/>
-        </w:rPr>
-        <w:t>-----|--------------------|</w:t>
-      </w:r>
-    </w:p>
-    <w:p>
-      <w:pPr>
-        <w:keepNext/>
-        <w:keepLines/>
-        <w:pBdr>
-          <w:left w:val="single" w:sz="18" w:space="8" w:color="5B3FA6"/>
-        </w:pBdr>
-        <w:ind w:left="120"/>
-      </w:pPr>
-      <w:r>
-        <w:rPr>
-          <w:rFonts w:ascii="Courier New" w:eastAsia="Courier New" w:hAnsi="Courier New" w:cs="Courier New"/>
-          <w:color w:val="222222"/>
-          <w:sz w:val="17"/>
-          <w:szCs w:val="17"/>
-        </w:rPr>
-        <w:t>D |--</w:t>
-      </w:r>
-      <w:r>
-        <w:rPr>
-          <w:rFonts w:ascii="Courier New" w:eastAsia="Courier New" w:hAnsi="Courier New" w:cs="Courier New"/>
-          <w:b/>
-          <w:bCs/>
-          <w:color w:val="5B3FA6"/>
-          <w:sz w:val="17"/>
-          <w:szCs w:val="17"/>
-        </w:rPr>
-        <w:t>0</w:t>
-      </w:r>
-      <w:r>
-        <w:rPr>
-          <w:rFonts w:ascii="Courier New" w:eastAsia="Courier New" w:hAnsi="Courier New" w:cs="Courier New"/>
-          <w:color w:val="222222"/>
-          <w:sz w:val="17"/>
-          <w:szCs w:val="17"/>
-        </w:rPr>
-        <w:t>h</w:t>
-      </w:r>
-      <w:r>
-        <w:rPr>
-          <w:rFonts w:ascii="Courier New" w:eastAsia="Courier New" w:hAnsi="Courier New" w:cs="Courier New"/>
-          <w:b/>
-          <w:bCs/>
-          <w:color w:val="5B3FA6"/>
-          <w:sz w:val="17"/>
-          <w:szCs w:val="17"/>
-        </w:rPr>
-        <w:t>2</w:t>
-      </w:r>
-      <w:r>
-        <w:rPr>
-          <w:rFonts w:ascii="Courier New" w:eastAsia="Courier New" w:hAnsi="Courier New" w:cs="Courier New"/>
-          <w:color w:val="222222"/>
-          <w:sz w:val="17"/>
-          <w:szCs w:val="17"/>
-        </w:rPr>
-        <w:t>---------------|--</w:t>
-      </w:r>
-      <w:r>
-        <w:rPr>
-          <w:rFonts w:ascii="Courier New" w:eastAsia="Courier New" w:hAnsi="Courier New" w:cs="Courier New"/>
-          <w:b/>
-          <w:bCs/>
-          <w:color w:val="5B3FA6"/>
-          <w:sz w:val="17"/>
-          <w:szCs w:val="17"/>
-        </w:rPr>
-        <w:t>2</w:t>
-      </w:r>
-      <w:r>
-        <w:rPr>
-          <w:rFonts w:ascii="Courier New" w:eastAsia="Courier New" w:hAnsi="Courier New" w:cs="Courier New"/>
-          <w:color w:val="222222"/>
-          <w:sz w:val="17"/>
-          <w:szCs w:val="17"/>
-        </w:rPr>
-        <w:t>p</w:t>
-      </w:r>
-      <w:r>
-        <w:rPr>
-          <w:rFonts w:ascii="Courier New" w:eastAsia="Courier New" w:hAnsi="Courier New" w:cs="Courier New"/>
-          <w:b/>
-          <w:bCs/>
-          <w:color w:val="5B3FA6"/>
-          <w:sz w:val="17"/>
-          <w:szCs w:val="17"/>
-        </w:rPr>
-        <w:t>0</w:t>
-      </w:r>
-      <w:r>
-        <w:rPr>
-          <w:rFonts w:ascii="Courier New" w:eastAsia="Courier New" w:hAnsi="Courier New" w:cs="Courier New"/>
-          <w:color w:val="222222"/>
-          <w:sz w:val="17"/>
-          <w:szCs w:val="17"/>
-        </w:rPr>
-        <w:t>-------</w:t>
-      </w:r>
-      <w:r>
-        <w:rPr>
-          <w:rFonts w:ascii="Courier New" w:eastAsia="Courier New" w:hAnsi="Courier New" w:cs="Courier New"/>
-          <w:b/>
-          <w:bCs/>
-          <w:color w:val="5B3FA6"/>
-          <w:sz w:val="17"/>
-          <w:szCs w:val="17"/>
-        </w:rPr>
-        <w:t>2</w:t>
-      </w:r>
-      <w:r>
-        <w:rPr>
-          <w:rFonts w:ascii="Courier New" w:eastAsia="Courier New" w:hAnsi="Courier New" w:cs="Courier New"/>
-          <w:color w:val="222222"/>
-          <w:sz w:val="17"/>
-          <w:szCs w:val="17"/>
-        </w:rPr>
-        <w:t>-------|</w:t>
-      </w:r>
-    </w:p>
-    <w:p>
-      <w:pPr>
-        <w:keepNext/>
-        <w:keepLines/>
-        <w:pBdr>
-          <w:left w:val="single" w:sz="18" w:space="8" w:color="5B3FA6"/>
-        </w:pBdr>
-        <w:ind w:left="120"/>
-      </w:pPr>
-      <w:r>
-        <w:rPr>
-          <w:rFonts w:ascii="Courier New" w:eastAsia="Courier New" w:hAnsi="Courier New" w:cs="Courier New"/>
-          <w:color w:val="222222"/>
-          <w:sz w:val="17"/>
-          <w:szCs w:val="17"/>
-        </w:rPr>
-        <w:t>A |--------------------|--------------------|</w:t>
-      </w:r>
-    </w:p>
-    <w:p>
-      <w:pPr>
-        <w:keepLines/>
-        <w:pBdr>
-          <w:left w:val="single" w:sz="18" w:space="8" w:color="5B3FA6"/>
-        </w:pBdr>
-        <w:ind w:left="120"/>
-      </w:pPr>
-      <w:r>
-        <w:rPr>
-          <w:rFonts w:ascii="Courier New" w:eastAsia="Courier New" w:hAnsi="Courier New" w:cs="Courier New"/>
-          <w:color w:val="222222"/>
-          <w:sz w:val="17"/>
-          <w:szCs w:val="17"/>
-        </w:rPr>
-        <w:t>E |--------------------|--------------------|</w:t>
-      </w:r>
-    </w:p>
-    <w:p>
-      <w:pPr>
-        <w:spacing w:after="60"/>
-      </w:pPr>
-    </w:p>
-    <w:p>
-      <w:pPr>
-        <w:keepNext/>
-        <w:keepLines/>
-        <w:pBdr>
-          <w:left w:val="single" w:sz="18" w:space="8" w:color="5B3FA6"/>
-        </w:pBdr>
-        <w:shd w:val="clear" w:color="auto" w:fill="EFEBF8"/>
-        <w:spacing w:before="80" w:after="20"/>
-        <w:ind w:left="120"/>
-      </w:pPr>
-      <w:r>
-        <w:rPr>
-          <w:b/>
-          <w:bCs/>
-          <w:color w:val="222222"/>
-        </w:rPr>
-        <w:t xml:space="preserve">Play it: </w:t>
-      </w:r>
-      <w:r>
-        <w:rPr>
-          <w:color w:val="222222"/>
-        </w:rPr>
-        <w:t>Practice each move slowly until the second note sounds clear.</w:t>
-      </w:r>
-    </w:p>
-    <w:p>
-      <w:pPr>
-        <w:keepLines/>
-        <w:pBdr>
-          <w:left w:val="single" w:sz="18" w:space="8" w:color="5B3FA6"/>
-        </w:pBdr>
-        <w:shd w:val="clear" w:color="auto" w:fill="EFEBF8"/>
-        <w:spacing w:after="120"/>
-        <w:ind w:left="120"/>
-      </w:pPr>
-      <w:r>
-        <w:rPr>
-          <w:color w:val="222222"/>
-        </w:rPr>
-        <w:t>Then add them to your three-note phrases.</w:t>
-      </w:r>
-    </w:p>
-    <w:p>
-      <w:pPr>
-        <w:keepNext/>
-        <w:spacing w:before="120" w:after="60"/>
-      </w:pPr>
-      <w:r>
-        <w:rPr>
-          <w:b/>
-          <w:bCs/>
-          <w:color w:val="5B3FA6"/>
-          <w:sz w:val="23"/>
-          <w:szCs w:val="23"/>
-        </w:rPr>
-        <w:t xml:space="preserve">Rung 4 · </w:t>
-      </w:r>
-      <w:r>
-        <w:rPr>
-          <w:b/>
-          <w:bCs/>
-          <w:color w:val="222222"/>
-          <w:sz w:val="23"/>
-          <w:szCs w:val="23"/>
-        </w:rPr>
-        <w:t>Two garage-rock licks</w:t>
-      </w:r>
-    </w:p>
-    <w:p>
-      <w:pPr>
-        <w:keepNext/>
-        <w:spacing w:after="100"/>
-      </w:pPr>
-      <w:r>
-        <w:rPr>
-          <w:color w:val="222222"/>
-          <w:sz w:val="22"/>
-          <w:szCs w:val="22"/>
-        </w:rPr>
-        <w:t>Two licks (short solo phrases) from the same box. Learn them exactly. Then change one note or the rhythm to make them your own.</w:t>
-      </w:r>
-    </w:p>
-    <w:p>
-      <w:pPr>
-        <w:keepNext/>
-        <w:pBdr>
-          <w:left w:val="single" w:sz="18" w:space="8" w:color="5B3FA6"/>
-        </w:pBdr>
-        <w:spacing w:before="80" w:after="60"/>
-        <w:ind w:left="120"/>
-      </w:pPr>
-      <w:r>
-        <w:rPr>
-          <w:b/>
-          <w:bCs/>
-          <w:color w:val="5B3FA6"/>
-          <w:sz w:val="18"/>
-          <w:szCs w:val="18"/>
-        </w:rPr>
-        <w:t>Lick 1 · down and back up · lands on E</w:t>
-      </w:r>
-    </w:p>
-    <w:p>
-      <w:pPr>
-        <w:keepNext/>
-        <w:keepLines/>
-        <w:pBdr>
-          <w:left w:val="single" w:sz="18" w:space="8" w:color="5B3FA6"/>
-        </w:pBdr>
-        <w:ind w:left="120"/>
-      </w:pPr>
-      <w:r>
-        <w:rPr>
-          <w:rFonts w:ascii="Courier New" w:eastAsia="Courier New" w:hAnsi="Courier New" w:cs="Courier New"/>
-          <w:color w:val="222222"/>
-          <w:sz w:val="17"/>
-          <w:szCs w:val="17"/>
-        </w:rPr>
-        <w:t xml:space="preserve">     G    E    D    E</w:t>
-      </w:r>
-    </w:p>
-    <w:p>
-      <w:pPr>
-        <w:keepNext/>
-        <w:keepLines/>
-        <w:pBdr>
-          <w:left w:val="single" w:sz="18" w:space="8" w:color="5B3FA6"/>
-        </w:pBdr>
-        <w:ind w:left="120"/>
-      </w:pPr>
-      <w:r>
-        <w:rPr>
-          <w:rFonts w:ascii="Courier New" w:eastAsia="Courier New" w:hAnsi="Courier New" w:cs="Courier New"/>
-          <w:color w:val="222222"/>
-          <w:sz w:val="17"/>
-          <w:szCs w:val="17"/>
-        </w:rPr>
-        <w:t>e |--</w:t>
-      </w:r>
-      <w:r>
-        <w:rPr>
-          <w:rFonts w:ascii="Courier New" w:eastAsia="Courier New" w:hAnsi="Courier New" w:cs="Courier New"/>
-          <w:b/>
-          <w:bCs/>
-          <w:color w:val="5B3FA6"/>
-          <w:sz w:val="17"/>
-          <w:szCs w:val="17"/>
-        </w:rPr>
-        <w:t>3</w:t>
-      </w:r>
-      <w:r>
-        <w:rPr>
-          <w:rFonts w:ascii="Courier New" w:eastAsia="Courier New" w:hAnsi="Courier New" w:cs="Courier New"/>
-          <w:color w:val="222222"/>
-          <w:sz w:val="17"/>
-          <w:szCs w:val="17"/>
-        </w:rPr>
-        <w:t>----</w:t>
-      </w:r>
-      <w:r>
-        <w:rPr>
-          <w:rFonts w:ascii="Courier New" w:eastAsia="Courier New" w:hAnsi="Courier New" w:cs="Courier New"/>
-          <w:b/>
-          <w:bCs/>
-          <w:color w:val="5B3FA6"/>
-          <w:sz w:val="17"/>
-          <w:szCs w:val="17"/>
-        </w:rPr>
-        <w:t>0</w:t>
-      </w:r>
-      <w:r>
-        <w:rPr>
-          <w:rFonts w:ascii="Courier New" w:eastAsia="Courier New" w:hAnsi="Courier New" w:cs="Courier New"/>
-          <w:color w:val="222222"/>
-          <w:sz w:val="17"/>
-          <w:szCs w:val="17"/>
-        </w:rPr>
-        <w:t>---------</w:t>
-      </w:r>
-      <w:r>
-        <w:rPr>
-          <w:rFonts w:ascii="Courier New" w:eastAsia="Courier New" w:hAnsi="Courier New" w:cs="Courier New"/>
-          <w:b/>
-          <w:bCs/>
-          <w:color w:val="5B3FA6"/>
-          <w:sz w:val="17"/>
-          <w:szCs w:val="17"/>
-        </w:rPr>
-        <w:t>0</w:t>
-      </w:r>
-      <w:r>
-        <w:rPr>
-          <w:rFonts w:ascii="Courier New" w:eastAsia="Courier New" w:hAnsi="Courier New" w:cs="Courier New"/>
-          <w:color w:val="222222"/>
-          <w:sz w:val="17"/>
-          <w:szCs w:val="17"/>
-        </w:rPr>
-        <w:t>--|</w:t>
-      </w:r>
-    </w:p>
-    <w:p>
-      <w:pPr>
-        <w:keepNext/>
-        <w:keepLines/>
-        <w:pBdr>
-          <w:left w:val="single" w:sz="18" w:space="8" w:color="5B3FA6"/>
-        </w:pBdr>
-        <w:ind w:left="120"/>
-      </w:pPr>
-      <w:r>
-        <w:rPr>
-          <w:rFonts w:ascii="Courier New" w:eastAsia="Courier New" w:hAnsi="Courier New" w:cs="Courier New"/>
-          <w:color w:val="222222"/>
-          <w:sz w:val="17"/>
-          <w:szCs w:val="17"/>
-        </w:rPr>
-        <w:t>B |------------</w:t>
-      </w:r>
-      <w:r>
-        <w:rPr>
-          <w:rFonts w:ascii="Courier New" w:eastAsia="Courier New" w:hAnsi="Courier New" w:cs="Courier New"/>
-          <w:b/>
-          <w:bCs/>
-          <w:color w:val="5B3FA6"/>
-          <w:sz w:val="17"/>
-          <w:szCs w:val="17"/>
-        </w:rPr>
-        <w:t>3</w:t>
-      </w:r>
-      <w:r>
-        <w:rPr>
-          <w:rFonts w:ascii="Courier New" w:eastAsia="Courier New" w:hAnsi="Courier New" w:cs="Courier New"/>
-          <w:color w:val="222222"/>
-          <w:sz w:val="17"/>
-          <w:szCs w:val="17"/>
-        </w:rPr>
-        <w:t>-------|</w:t>
-      </w:r>
-    </w:p>
-    <w:p>
-      <w:pPr>
-        <w:keepNext/>
-        <w:keepLines/>
-        <w:pBdr>
-          <w:left w:val="single" w:sz="18" w:space="8" w:color="5B3FA6"/>
-        </w:pBdr>
-        <w:ind w:left="120"/>
-      </w:pPr>
-      <w:r>
-        <w:rPr>
-          <w:rFonts w:ascii="Courier New" w:eastAsia="Courier New" w:hAnsi="Courier New" w:cs="Courier New"/>
-          <w:color w:val="222222"/>
-          <w:sz w:val="17"/>
-          <w:szCs w:val="17"/>
-        </w:rPr>
-        <w:t>G |--------------</w:t>
-      </w:r>
-      <w:r>
-        <w:rPr>
-          <w:rFonts w:ascii="Courier New" w:eastAsia="Courier New" w:hAnsi="Courier New" w:cs="Courier New"/>
-          <w:color w:val="222222"/>
-          <w:sz w:val="17"/>
-          <w:szCs w:val="17"/>
-        </w:rPr>
-        <w:t>------|</w:t>
-      </w:r>
-    </w:p>
-    <w:p>
-      <w:pPr>
-        <w:keepNext/>
-        <w:keepLines/>
-        <w:pBdr>
-          <w:left w:val="single" w:sz="18" w:space="8" w:color="5B3FA6"/>
-        </w:pBdr>
-        <w:ind w:left="120"/>
-      </w:pPr>
-      <w:r>
-        <w:rPr>
-          <w:rFonts w:ascii="Courier New" w:eastAsia="Courier New" w:hAnsi="Courier New" w:cs="Courier New"/>
-          <w:color w:val="222222"/>
-          <w:sz w:val="17"/>
-          <w:szCs w:val="17"/>
-        </w:rPr>
-        <w:t>D |--------------------|</w:t>
-      </w:r>
-    </w:p>
-    <w:p>
-      <w:pPr>
-        <w:keepNext/>
-        <w:keepLines/>
-        <w:pBdr>
-          <w:left w:val="single" w:sz="18" w:space="8" w:color="5B3FA6"/>
-        </w:pBdr>
-        <w:ind w:left="120"/>
-      </w:pPr>
-      <w:r>
-        <w:rPr>
-          <w:rFonts w:ascii="Courier New" w:eastAsia="Courier New" w:hAnsi="Courier New" w:cs="Courier New"/>
-          <w:color w:val="222222"/>
-          <w:sz w:val="17"/>
-          <w:szCs w:val="17"/>
-        </w:rPr>
-        <w:t>A |--------------------|</w:t>
-      </w:r>
-    </w:p>
-    <w:p>
-      <w:pPr>
-        <w:keepLines/>
-        <w:pBdr>
-          <w:left w:val="single" w:sz="18" w:space="8" w:color="5B3FA6"/>
-        </w:pBdr>
-        <w:ind w:left="120"/>
-      </w:pPr>
-      <w:r>
-        <w:rPr>
-          <w:rFonts w:ascii="Courier New" w:eastAsia="Courier New" w:hAnsi="Courier New" w:cs="Courier New"/>
-          <w:color w:val="222222"/>
-          <w:sz w:val="17"/>
-          <w:szCs w:val="17"/>
-        </w:rPr>
-        <w:t>E |--------------------|</w:t>
-      </w:r>
-    </w:p>
-    <w:p>
-      <w:pPr>
-        <w:spacing w:after="60"/>
-      </w:pPr>
-    </w:p>
-    <w:p>
-      <w:pPr>
-        <w:keepNext/>
-        <w:pBdr>
-          <w:left w:val="single" w:sz="18" w:space="8" w:color="5B3FA6"/>
-        </w:pBdr>
-        <w:spacing w:before="80" w:after="60"/>
-        <w:ind w:left="120"/>
-      </w:pPr>
-      <w:r>
-        <w:rPr>
-          <w:b/>
-          <w:bCs/>
-          <w:color w:val="5B3FA6"/>
-          <w:sz w:val="18"/>
-          <w:szCs w:val="18"/>
-        </w:rPr>
-        <w:t>Lick 2 · descending · lands on E</w:t>
-      </w:r>
-    </w:p>
-    <w:p>
-      <w:pPr>
-        <w:keepNext/>
-        <w:keepLines/>
-        <w:pBdr>
-          <w:left w:val="single" w:sz="18" w:space="8" w:color="5B3FA6"/>
-        </w:pBdr>
-        <w:ind w:left="120"/>
-      </w:pPr>
-      <w:r>
-        <w:rPr>
-          <w:rFonts w:ascii="Courier New" w:eastAsia="Courier New" w:hAnsi="Courier New" w:cs="Courier New"/>
-          <w:color w:val="222222"/>
-          <w:sz w:val="17"/>
-          <w:szCs w:val="17"/>
-        </w:rPr>
-        <w:t xml:space="preserve">     A    G    E</w:t>
-      </w:r>
-    </w:p>
-    <w:p>
-      <w:pPr>
-        <w:keepNext/>
-        <w:keepLines/>
-        <w:pBdr>
-          <w:left w:val="single" w:sz="18" w:space="8" w:color="5B3FA6"/>
-        </w:pBdr>
-        <w:ind w:left="120"/>
-      </w:pPr>
-      <w:r>
-        <w:rPr>
-          <w:rFonts w:ascii="Courier New" w:eastAsia="Courier New" w:hAnsi="Courier New" w:cs="Courier New"/>
-          <w:color w:val="222222"/>
-          <w:sz w:val="17"/>
-          <w:szCs w:val="17"/>
-        </w:rPr>
-        <w:t>e |--------------------|</w:t>
-      </w:r>
-    </w:p>
-    <w:p>
-      <w:pPr>
-        <w:keepNext/>
-        <w:keepLines/>
-        <w:pBdr>
-          <w:left w:val="single" w:sz="18" w:space="8" w:color="5B3FA6"/>
-        </w:pBdr>
-        <w:ind w:left="120"/>
-      </w:pPr>
-      <w:r>
-        <w:rPr>
-          <w:rFonts w:ascii="Courier New" w:eastAsia="Courier New" w:hAnsi="Courier New" w:cs="Courier New"/>
-          <w:color w:val="222222"/>
-          <w:sz w:val="17"/>
-          <w:szCs w:val="17"/>
-        </w:rPr>
-        <w:t>B |--------------------|</w:t>
-      </w:r>
-    </w:p>
-    <w:p>
-      <w:pPr>
-        <w:keepNext/>
-        <w:keepLines/>
-        <w:pBdr>
-          <w:left w:val="single" w:sz="18" w:space="8" w:color="5B3FA6"/>
-        </w:pBdr>
-        <w:ind w:left="120"/>
-      </w:pPr>
-      <w:r>
-        <w:rPr>
-          <w:rFonts w:ascii="Courier New" w:eastAsia="Courier New" w:hAnsi="Courier New" w:cs="Courier New"/>
-          <w:color w:val="222222"/>
-          <w:sz w:val="17"/>
-          <w:szCs w:val="17"/>
-        </w:rPr>
-        <w:t>G |--</w:t>
-      </w:r>
-      <w:r>
-        <w:rPr>
-          <w:rFonts w:ascii="Courier New" w:eastAsia="Courier New" w:hAnsi="Courier New" w:cs="Courier New"/>
-          <w:b/>
-          <w:bCs/>
-          <w:color w:val="5B3FA6"/>
-          <w:sz w:val="17"/>
-          <w:szCs w:val="17"/>
-        </w:rPr>
-        <w:t>2</w:t>
-      </w:r>
-      <w:r>
-        <w:rPr>
-          <w:rFonts w:ascii="Courier New" w:eastAsia="Courier New" w:hAnsi="Courier New" w:cs="Courier New"/>
-          <w:color w:val="222222"/>
-          <w:sz w:val="17"/>
-          <w:szCs w:val="17"/>
-        </w:rPr>
-        <w:t>----</w:t>
-      </w:r>
-      <w:r>
-        <w:rPr>
-          <w:rFonts w:ascii="Courier New" w:eastAsia="Courier New" w:hAnsi="Courier New" w:cs="Courier New"/>
-          <w:b/>
-          <w:bCs/>
-          <w:color w:val="5B3FA6"/>
-          <w:sz w:val="17"/>
-          <w:szCs w:val="17"/>
-        </w:rPr>
-        <w:t>0</w:t>
-      </w:r>
-      <w:r>
-        <w:rPr>
-          <w:rFonts w:ascii="Courier New" w:eastAsia="Courier New" w:hAnsi="Courier New" w:cs="Courier New"/>
-          <w:color w:val="222222"/>
-          <w:sz w:val="17"/>
-          <w:szCs w:val="17"/>
-        </w:rPr>
-        <w:t>------------|</w:t>
-      </w:r>
-    </w:p>
-    <w:p>
-      <w:pPr>
-        <w:keepNext/>
-        <w:keepLines/>
-        <w:pBdr>
-          <w:left w:val="single" w:sz="18" w:space="8" w:color="5B3FA6"/>
-        </w:pBdr>
-        <w:ind w:left="120"/>
-      </w:pPr>
-      <w:r>
-        <w:rPr>
-          <w:rFonts w:ascii="Courier New" w:eastAsia="Courier New" w:hAnsi="Courier New" w:cs="Courier New"/>
-          <w:color w:val="222222"/>
-          <w:sz w:val="17"/>
-          <w:szCs w:val="17"/>
-        </w:rPr>
-        <w:t>D |------------</w:t>
-      </w:r>
-      <w:r>
-        <w:rPr>
-          <w:rFonts w:ascii="Courier New" w:eastAsia="Courier New" w:hAnsi="Courier New" w:cs="Courier New"/>
-          <w:b/>
-          <w:bCs/>
-          <w:color w:val="5B3FA6"/>
-          <w:sz w:val="17"/>
-          <w:szCs w:val="17"/>
-        </w:rPr>
-        <w:t>2</w:t>
-      </w:r>
-      <w:r>
-        <w:rPr>
-          <w:rFonts w:ascii="Courier New" w:eastAsia="Courier New" w:hAnsi="Courier New" w:cs="Courier New"/>
-          <w:color w:val="222222"/>
-          <w:sz w:val="17"/>
-          <w:szCs w:val="17"/>
-        </w:rPr>
-        <w:t>-------|</w:t>
-      </w:r>
-    </w:p>
-    <w:p>
-      <w:pPr>
-        <w:keepNext/>
-        <w:keepLines/>
-        <w:pBdr>
-          <w:left w:val="single" w:sz="18" w:space="8" w:color="5B3FA6"/>
-        </w:pBdr>
-        <w:ind w:left="120"/>
-      </w:pPr>
-      <w:r>
-        <w:rPr>
-          <w:rFonts w:ascii="Courier New" w:eastAsia="Courier New" w:hAnsi="Courier New" w:cs="Courier New"/>
-          <w:color w:val="222222"/>
-          <w:sz w:val="17"/>
-          <w:szCs w:val="17"/>
-        </w:rPr>
-        <w:t>A |--------------------|</w:t>
-      </w:r>
-    </w:p>
-    <w:p>
-      <w:pPr>
-        <w:keepLines/>
-        <w:pBdr>
-          <w:left w:val="single" w:sz="18" w:space="8" w:color="5B3FA6"/>
-        </w:pBdr>
-        <w:ind w:left="120"/>
-      </w:pPr>
-      <w:r>
-        <w:rPr>
-          <w:rFonts w:ascii="Courier New" w:eastAsia="Courier New" w:hAnsi="Courier New" w:cs="Courier New"/>
-          <w:color w:val="222222"/>
-          <w:sz w:val="17"/>
-          <w:szCs w:val="17"/>
-        </w:rPr>
-        <w:t>E |--------------------|</w:t>
-      </w:r>
-    </w:p>
-    <w:p>
-      <w:pPr>
-        <w:spacing w:after="60"/>
-      </w:pPr>
-    </w:p>
-    <w:p>
-      <w:pPr>
-        <w:keepNext/>
-        <w:keepLines/>
-        <w:pBdr>
-          <w:left w:val="single" w:sz="18" w:space="8" w:color="5B3FA6"/>
-        </w:pBdr>
-        <w:shd w:val="clear" w:color="auto" w:fill="EFEBF8"/>
-        <w:spacing w:before="80" w:after="20"/>
-        <w:ind w:left="120"/>
-      </w:pPr>
-      <w:r>
-        <w:rPr>
-          <w:b/>
-          <w:bCs/>
-          <w:color w:val="222222"/>
-        </w:rPr>
-        <w:t xml:space="preserve">Play it: </w:t>
-      </w:r>
-      <w:r>
-        <w:rPr>
-          <w:color w:val="222222"/>
-        </w:rPr>
-        <w:t>Learn each lick exactly.</w:t>
-      </w:r>
-    </w:p>
-    <w:p>
-      <w:pPr>
-        <w:keepLines/>
-        <w:pBdr>
-          <w:left w:val="single" w:sz="18" w:space="8" w:color="5B3FA6"/>
-        </w:pBdr>
-        <w:shd w:val="clear" w:color="auto" w:fill="EFEBF8"/>
-        <w:spacing w:after="120"/>
-        <w:ind w:left="120"/>
-      </w:pPr>
-      <w:r>
-        <w:rPr>
-          <w:color w:val="222222"/>
-        </w:rPr>
-        <w:t>Add the licks to your solos.</w:t>
-      </w:r>
-    </w:p>
-    <w:p>
-      <w:pPr>
-        <w:spacing w:after="120"/>
-        <w:ind w:left="120"/>
-      </w:pPr>
-      <w:r>
-        <w:rPr>
-          <w:b/>
-          <w:bCs/>
-          <w:color w:val="5B3FA6"/>
-        </w:rPr>
-        <w:t xml:space="preserve">You've got it when: </w:t>
-      </w:r>
-      <w:r>
-        <w:rPr>
-          <w:color w:val="222222"/>
-        </w:rPr>
-        <w:t>You have climbed all four rungs — dress-ups and licks show up in your solos.</w:t>
-      </w:r>
-    </w:p>
-    <w:p>
-      <w:pPr>
-        <w:keepNext/>
-        <w:spacing w:before="60" w:after="30"/>
-      </w:pPr>
-      <w:r>
-        <w:rPr>
-          <w:b/>
-          <w:bCs/>
-          <w:color w:val="5B3FA6"/>
-          <w:sz w:val="22"/>
-          <w:szCs w:val="22"/>
-        </w:rPr>
-        <w:lastRenderedPageBreak/>
-        <w:t>Level up</w:t>
-      </w:r>
-    </w:p>
-    <w:p>
-      <w:pPr>
-        <w:keepNext/>
-        <w:spacing w:after="40"/>
-        <w:ind w:left="360"/>
-      </w:pPr>
-      <w:r>
-        <w:rPr>
-          <w:color w:val="222222"/>
-        </w:rPr>
-        <w:t>Move the same box up 12 frets — same shape, one octave higher, same notes.</w:t>
-      </w:r>
-    </w:p>
-    <w:p>
-      <w:pPr>
-        <w:keepNext/>
-        <w:spacing w:after="40"/>
-        <w:ind w:left="360"/>
-      </w:pPr>
-      <w:r>
-        <w:rPr>
-          <w:color w:val="222222"/>
-        </w:rPr>
-        <w:t>This is the pitch range used for the solo everyone knows from the record.</w:t>
-      </w:r>
-    </w:p>
-    <w:p>
-      <w:pPr>
-        <w:keepNext/>
-        <w:pBdr>
-          <w:left w:val="single" w:sz="18" w:space="8" w:color="5B3FA6"/>
-        </w:pBdr>
-        <w:spacing w:before="80" w:after="60"/>
-        <w:ind w:left="120"/>
-      </w:pPr>
-      <w:r>
-        <w:rPr>
-          <w:b/>
-          <w:bCs/>
-          <w:color w:val="5B3FA6"/>
-          <w:sz w:val="18"/>
-          <w:szCs w:val="18"/>
-        </w:rPr>
-        <w:t>The box at fret 12 · E minor pentatonic, one octave up</w:t>
+        <w:t>ic, one octave up</w:t>
       </w:r>
     </w:p>
     <w:p>
@@ -3024,16 +3297,7 @@
           <w:sz w:val="17"/>
           <w:szCs w:val="17"/>
         </w:rPr>
-        <w:t>B |--12----</w:t>
-      </w:r>
-      <w:r>
-        <w:rPr>
-          <w:rFonts w:ascii="Courier New" w:eastAsia="Courier New" w:hAnsi="Courier New" w:cs="Courier New"/>
-          <w:color w:val="222222"/>
-          <w:sz w:val="17"/>
-          <w:szCs w:val="17"/>
-        </w:rPr>
-        <w:t>------15--------------------|</w:t>
+        <w:t>B |--12----------15--------------------|</w:t>
       </w:r>
     </w:p>
     <w:p>
@@ -3095,6 +3359,7 @@
     </w:p>
     <w:p>
       <w:pPr>
+        <w:keepNext/>
         <w:keepLines/>
         <w:pBdr>
           <w:left w:val="single" w:sz="18" w:space="8" w:color="5B3FA6"/>
@@ -3113,6 +3378,7 @@
     </w:p>
     <w:p>
       <w:pPr>
+        <w:keepNext/>
         <w:spacing w:after="60"/>
       </w:pPr>
     </w:p>
@@ -3185,7 +3451,7 @@
           <w:left w:w="10" w:type="dxa"/>
           <w:right w:w="10" w:type="dxa"/>
         </w:tblCellMar>
-        <w:tblLook w:val="0000" w:firstRow="0" w:lastRow="0" w:firstColumn="0" w:lastColumn="0" w:noHBand="0" w:noVBand="0"/>
+        <w:tblLook w:val="04A0" w:firstRow="1" w:lastRow="0" w:firstColumn="1" w:lastColumn="0" w:noHBand="0" w:noVBand="1"/>
       </w:tblPr>
       <w:tblGrid>
         <w:gridCol w:w="2610"/>
@@ -3515,6 +3781,7 @@
     </w:p>
     <w:p>
       <w:pPr>
+        <w:keepNext/>
         <w:keepLines/>
         <w:pBdr>
           <w:left w:val="single" w:sz="18" w:space="8" w:color="5B3FA6"/>
@@ -3533,6 +3800,7 @@
     </w:p>
     <w:p>
       <w:pPr>
+        <w:keepNext/>
         <w:spacing w:after="60"/>
       </w:pPr>
     </w:p>
@@ -3614,13 +3882,7 @@
         <w:rPr>
           <w:color w:val="222222"/>
         </w:rPr>
-        <w:t>The full loop runs at 60 BPM with</w:t>
-      </w:r>
-      <w:r>
-        <w:rPr>
-          <w:color w:val="222222"/>
-        </w:rPr>
-        <w:t xml:space="preserve"> changes on the beat.</w:t>
+        <w:t>The full loop runs at 60 BPM with changes on the beat.</w:t>
       </w:r>
     </w:p>
     <w:p>
@@ -3649,20 +3911,7 @@
         <w:rPr>
           <w:color w:val="222222"/>
         </w:rPr>
-        <w:t>Split strum: down, then down-up, on beats 2 and 4.</w:t>
-      </w:r>
-    </w:p>
-    <w:p>
-      <w:pPr>
-        <w:keepNext/>
-        <w:spacing w:after="40"/>
-        <w:ind w:left="360"/>
-      </w:pPr>
-      <w:r>
-        <w:rPr>
-          <w:color w:val="222222"/>
-        </w:rPr>
-        <w:t>Try it on every chord in the loop.</w:t>
+        <w:t>Split strum: D on beats 1 and 3, DU on beats 2 and 4.</w:t>
       </w:r>
     </w:p>
     <w:p>
@@ -3682,73 +3931,76 @@
           <w:sz w:val="18"/>
           <w:szCs w:val="18"/>
         </w:rPr>
-        <w:t>Split strum · D · DU pattern · one bar per chord</w:t>
-      </w:r>
-    </w:p>
-    <w:p>
-      <w:pPr>
-        <w:keepNext/>
-        <w:keepLines/>
-        <w:pBdr>
-          <w:left w:val="single" w:sz="18" w:space="8" w:color="5B3FA6"/>
-        </w:pBdr>
-        <w:ind w:left="120"/>
-      </w:pPr>
-      <w:r>
-        <w:rPr>
-          <w:rFonts w:ascii="Courier New" w:eastAsia="Courier New" w:hAnsi="Courier New" w:cs="Courier New"/>
-          <w:color w:val="222222"/>
-          <w:sz w:val="17"/>
-          <w:szCs w:val="17"/>
-        </w:rPr>
-        <w:t>|  Em                          |  D                           |</w:t>
-      </w:r>
-    </w:p>
-    <w:p>
-      <w:pPr>
-        <w:keepNext/>
-        <w:keepLines/>
-        <w:pBdr>
-          <w:left w:val="single" w:sz="18" w:space="8" w:color="5B3FA6"/>
-        </w:pBdr>
-        <w:ind w:left="120"/>
-      </w:pPr>
-      <w:r>
-        <w:rPr>
-          <w:rFonts w:ascii="Courier New" w:eastAsia="Courier New" w:hAnsi="Courier New" w:cs="Courier New"/>
-          <w:color w:val="222222"/>
-          <w:sz w:val="17"/>
-          <w:szCs w:val="17"/>
-        </w:rPr>
-        <w:t xml:space="preserve">   1       2   &amp;       3       4   &amp;</w:t>
-      </w:r>
-    </w:p>
-    <w:p>
-      <w:pPr>
-        <w:keepLines/>
-        <w:pBdr>
-          <w:left w:val="single" w:sz="18" w:space="8" w:color="5B3FA6"/>
-        </w:pBdr>
-        <w:ind w:left="120"/>
-      </w:pPr>
-      <w:r>
-        <w:rPr>
-          <w:rFonts w:ascii="Courier New" w:eastAsia="Courier New" w:hAnsi="Courier New" w:cs="Courier New"/>
-          <w:color w:val="222222"/>
-          <w:sz w:val="17"/>
-          <w:szCs w:val="17"/>
-        </w:rPr>
-        <w:t xml:space="preserve">   D       D   U       D       D   U</w:t>
-      </w:r>
-    </w:p>
-    <w:p>
-      <w:pPr>
+        <w:t>Level up · split strum · D on 1 and 3, DU on 2 and 4</w:t>
+      </w:r>
+    </w:p>
+    <w:p>
+      <w:pPr>
+        <w:keepNext/>
+        <w:keepLines/>
+        <w:pBdr>
+          <w:left w:val="single" w:sz="18" w:space="8" w:color="5B3FA6"/>
+        </w:pBdr>
+        <w:ind w:left="120"/>
+      </w:pPr>
+      <w:r>
+        <w:rPr>
+          <w:rFonts w:ascii="Courier New" w:eastAsia="Courier New" w:hAnsi="Courier New" w:cs="Courier New"/>
+          <w:color w:val="222222"/>
+          <w:sz w:val="17"/>
+          <w:szCs w:val="17"/>
+        </w:rPr>
+        <w:t>|  Em   Em   G    Em  |  D    C    C    –   |</w:t>
+      </w:r>
+    </w:p>
+    <w:p>
+      <w:pPr>
+        <w:keepNext/>
+        <w:keepLines/>
+        <w:pBdr>
+          <w:left w:val="single" w:sz="18" w:space="8" w:color="5B3FA6"/>
+        </w:pBdr>
+        <w:ind w:left="120"/>
+      </w:pPr>
+      <w:r>
+        <w:rPr>
+          <w:rFonts w:ascii="Courier New" w:eastAsia="Courier New" w:hAnsi="Courier New" w:cs="Courier New"/>
+          <w:color w:val="222222"/>
+          <w:sz w:val="17"/>
+          <w:szCs w:val="17"/>
+        </w:rPr>
+        <w:t xml:space="preserve">   1    2 &amp;  3    4 &amp;    1    2 &amp;  3    4</w:t>
+      </w:r>
+    </w:p>
+    <w:p>
+      <w:pPr>
+        <w:keepNext/>
+        <w:keepLines/>
+        <w:pBdr>
+          <w:left w:val="single" w:sz="18" w:space="8" w:color="5B3FA6"/>
+        </w:pBdr>
+        <w:ind w:left="120"/>
+      </w:pPr>
+      <w:r>
+        <w:rPr>
+          <w:rFonts w:ascii="Courier New" w:eastAsia="Courier New" w:hAnsi="Courier New" w:cs="Courier New"/>
+          <w:color w:val="222222"/>
+          <w:sz w:val="17"/>
+          <w:szCs w:val="17"/>
+        </w:rPr>
+        <w:t xml:space="preserve">   D    D U  D    D U    D    D U  D   rest</w:t>
+      </w:r>
+    </w:p>
+    <w:p>
+      <w:pPr>
+        <w:keepNext/>
         <w:spacing w:after="60"/>
       </w:pPr>
     </w:p>
     <w:p>
       <w:pPr>
         <w:keepNext/>
+        <w:pageBreakBefore/>
         <w:shd w:val="clear" w:color="auto" w:fill="5B3FA6"/>
         <w:tabs>
           <w:tab w:val="right" w:pos="10320"/>
@@ -3764,6 +4016,7 @@
           <w:sz w:val="20"/>
           <w:szCs w:val="20"/>
         </w:rPr>
+        <w:lastRenderedPageBreak/>
         <w:t xml:space="preserve">LAYER 6  </w:t>
       </w:r>
       <w:r>
@@ -3798,7 +4051,17 @@
           <w:sz w:val="19"/>
           <w:szCs w:val="19"/>
         </w:rPr>
-        <w:t>Bonus layer. Optional harder challenge. No score. Best once the Layer 2 riff plays from memory.</w:t>
+        <w:t>Bonus layer. Optional harder challenge. No score. Best once the Layer 2 riff plays from memor</w:t>
+      </w:r>
+      <w:r>
+        <w:rPr>
+          <w:i/>
+          <w:iCs/>
+          <w:color w:val="666666"/>
+          <w:sz w:val="19"/>
+          <w:szCs w:val="19"/>
+        </w:rPr>
+        <w:t>y.</w:t>
       </w:r>
     </w:p>
     <w:p>
@@ -3812,15 +4075,435 @@
           <w:sz w:val="22"/>
           <w:szCs w:val="22"/>
         </w:rPr>
-        <w:t>The slide solo is the Layer 2 riff again, two octaves u</w:t>
-      </w:r>
-      <w:r>
-        <w:rPr>
-          <w:color w:val="222222"/>
+        <w:t>The slide solo is the Layer 2 riff again, 2 octaves up, played on the high e string with a slide (a metal or glass tube worn on a finger). No slide needed — the frets are your Layer 2 frets plus 5.</w:t>
+      </w:r>
+    </w:p>
+    <w:p>
+      <w:pPr>
+        <w:keepNext/>
+        <w:pBdr>
+          <w:left w:val="single" w:sz="18" w:space="8" w:color="5B3FA6"/>
+        </w:pBdr>
+        <w:spacing w:before="80" w:after="60"/>
+        <w:ind w:left="120"/>
+      </w:pPr>
+      <w:r>
+        <w:rPr>
+          <w:b/>
+          <w:bCs/>
+          <w:color w:val="5B3FA6"/>
+          <w:sz w:val="18"/>
+          <w:szCs w:val="18"/>
+        </w:rPr>
+        <w:t>The solo · high e string · riff 2 octaves up</w:t>
+      </w:r>
+    </w:p>
+    <w:p>
+      <w:pPr>
+        <w:keepNext/>
+        <w:keepLines/>
+        <w:pBdr>
+          <w:left w:val="single" w:sz="18" w:space="8" w:color="5B3FA6"/>
+        </w:pBdr>
+        <w:ind w:left="120"/>
+      </w:pPr>
+      <w:r>
+        <w:rPr>
+          <w:rFonts w:ascii="Courier New" w:eastAsia="Courier New" w:hAnsi="Courier New" w:cs="Courier New"/>
+          <w:color w:val="222222"/>
+          <w:sz w:val="17"/>
+          <w:szCs w:val="17"/>
+        </w:rPr>
+        <w:t xml:space="preserve">     E    E    G    E     D    C    B</w:t>
+      </w:r>
+    </w:p>
+    <w:p>
+      <w:pPr>
+        <w:keepNext/>
+        <w:keepLines/>
+        <w:pBdr>
+          <w:left w:val="single" w:sz="18" w:space="8" w:color="5B3FA6"/>
+        </w:pBdr>
+        <w:ind w:left="120"/>
+      </w:pPr>
+      <w:r>
+        <w:rPr>
+          <w:rFonts w:ascii="Courier New" w:eastAsia="Courier New" w:hAnsi="Courier New" w:cs="Courier New"/>
+          <w:color w:val="222222"/>
+          <w:sz w:val="17"/>
+          <w:szCs w:val="17"/>
+        </w:rPr>
+        <w:t>e |--</w:t>
+      </w:r>
+      <w:r>
+        <w:rPr>
+          <w:rFonts w:ascii="Courier New" w:eastAsia="Courier New" w:hAnsi="Courier New" w:cs="Courier New"/>
+          <w:b/>
+          <w:bCs/>
+          <w:color w:val="5B3FA6"/>
+          <w:sz w:val="17"/>
+          <w:szCs w:val="17"/>
+        </w:rPr>
+        <w:t>12</w:t>
+      </w:r>
+      <w:r>
+        <w:rPr>
+          <w:rFonts w:ascii="Courier New" w:eastAsia="Courier New" w:hAnsi="Courier New" w:cs="Courier New"/>
+          <w:color w:val="222222"/>
+          <w:sz w:val="17"/>
+          <w:szCs w:val="17"/>
+        </w:rPr>
+        <w:t>---</w:t>
+      </w:r>
+      <w:r>
+        <w:rPr>
+          <w:rFonts w:ascii="Courier New" w:eastAsia="Courier New" w:hAnsi="Courier New" w:cs="Courier New"/>
+          <w:b/>
+          <w:bCs/>
+          <w:color w:val="5B3FA6"/>
+          <w:sz w:val="17"/>
+          <w:szCs w:val="17"/>
+        </w:rPr>
+        <w:t>12</w:t>
+      </w:r>
+      <w:r>
+        <w:rPr>
+          <w:rFonts w:ascii="Courier New" w:eastAsia="Courier New" w:hAnsi="Courier New" w:cs="Courier New"/>
+          <w:color w:val="222222"/>
+          <w:sz w:val="17"/>
+          <w:szCs w:val="17"/>
+        </w:rPr>
+        <w:t>---</w:t>
+      </w:r>
+      <w:r>
+        <w:rPr>
+          <w:rFonts w:ascii="Courier New" w:eastAsia="Courier New" w:hAnsi="Courier New" w:cs="Courier New"/>
+          <w:b/>
+          <w:bCs/>
+          <w:color w:val="5B3FA6"/>
+          <w:sz w:val="17"/>
+          <w:szCs w:val="17"/>
+        </w:rPr>
+        <w:t>15</w:t>
+      </w:r>
+      <w:r>
+        <w:rPr>
+          <w:rFonts w:ascii="Courier New" w:eastAsia="Courier New" w:hAnsi="Courier New" w:cs="Courier New"/>
+          <w:color w:val="222222"/>
+          <w:sz w:val="17"/>
+          <w:szCs w:val="17"/>
+        </w:rPr>
+        <w:t>---</w:t>
+      </w:r>
+      <w:r>
+        <w:rPr>
+          <w:rFonts w:ascii="Courier New" w:eastAsia="Courier New" w:hAnsi="Courier New" w:cs="Courier New"/>
+          <w:b/>
+          <w:bCs/>
+          <w:color w:val="5B3FA6"/>
+          <w:sz w:val="17"/>
+          <w:szCs w:val="17"/>
+        </w:rPr>
+        <w:t>12</w:t>
+      </w:r>
+      <w:r>
+        <w:rPr>
+          <w:rFonts w:ascii="Courier New" w:eastAsia="Courier New" w:hAnsi="Courier New" w:cs="Courier New"/>
+          <w:color w:val="222222"/>
+          <w:sz w:val="17"/>
+          <w:szCs w:val="17"/>
+        </w:rPr>
+        <w:t>-|--</w:t>
+      </w:r>
+      <w:r>
+        <w:rPr>
+          <w:rFonts w:ascii="Courier New" w:eastAsia="Courier New" w:hAnsi="Courier New" w:cs="Courier New"/>
+          <w:b/>
+          <w:bCs/>
+          <w:color w:val="5B3FA6"/>
+          <w:sz w:val="17"/>
+          <w:szCs w:val="17"/>
+        </w:rPr>
+        <w:t>10</w:t>
+      </w:r>
+      <w:r>
+        <w:rPr>
+          <w:rFonts w:ascii="Courier New" w:eastAsia="Courier New" w:hAnsi="Courier New" w:cs="Courier New"/>
+          <w:color w:val="222222"/>
+          <w:sz w:val="17"/>
+          <w:szCs w:val="17"/>
+        </w:rPr>
+        <w:t>---</w:t>
+      </w:r>
+      <w:r>
+        <w:rPr>
+          <w:rFonts w:ascii="Courier New" w:eastAsia="Courier New" w:hAnsi="Courier New" w:cs="Courier New"/>
+          <w:b/>
+          <w:bCs/>
+          <w:color w:val="5B3FA6"/>
+          <w:sz w:val="17"/>
+          <w:szCs w:val="17"/>
+        </w:rPr>
+        <w:t>8</w:t>
+      </w:r>
+      <w:r>
+        <w:rPr>
+          <w:rFonts w:ascii="Courier New" w:eastAsia="Courier New" w:hAnsi="Courier New" w:cs="Courier New"/>
+          <w:color w:val="222222"/>
+          <w:sz w:val="17"/>
+          <w:szCs w:val="17"/>
+        </w:rPr>
+        <w:t>----</w:t>
+      </w:r>
+      <w:r>
+        <w:rPr>
+          <w:rFonts w:ascii="Courier New" w:eastAsia="Courier New" w:hAnsi="Courier New" w:cs="Courier New"/>
+          <w:b/>
+          <w:bCs/>
+          <w:color w:val="5B3FA6"/>
+          <w:sz w:val="17"/>
+          <w:szCs w:val="17"/>
+        </w:rPr>
+        <w:t>7</w:t>
+      </w:r>
+      <w:r>
+        <w:rPr>
+          <w:rFonts w:ascii="Courier New" w:eastAsia="Courier New" w:hAnsi="Courier New" w:cs="Courier New"/>
+          <w:color w:val="222222"/>
+          <w:sz w:val="17"/>
+          <w:szCs w:val="17"/>
+        </w:rPr>
+        <w:t>-------|</w:t>
+      </w:r>
+    </w:p>
+    <w:p>
+      <w:pPr>
+        <w:keepNext/>
+        <w:keepLines/>
+        <w:pBdr>
+          <w:left w:val="single" w:sz="18" w:space="8" w:color="5B3FA6"/>
+        </w:pBdr>
+        <w:ind w:left="120"/>
+      </w:pPr>
+      <w:r>
+        <w:rPr>
+          <w:rFonts w:ascii="Courier New" w:eastAsia="Courier New" w:hAnsi="Courier New" w:cs="Courier New"/>
+          <w:color w:val="222222"/>
+          <w:sz w:val="17"/>
+          <w:szCs w:val="17"/>
+        </w:rPr>
+        <w:t>B |--------------------|--------------------|</w:t>
+      </w:r>
+    </w:p>
+    <w:p>
+      <w:pPr>
+        <w:keepNext/>
+        <w:keepLines/>
+        <w:pBdr>
+          <w:left w:val="single" w:sz="18" w:space="8" w:color="5B3FA6"/>
+        </w:pBdr>
+        <w:ind w:left="120"/>
+      </w:pPr>
+      <w:r>
+        <w:rPr>
+          <w:rFonts w:ascii="Courier New" w:eastAsia="Courier New" w:hAnsi="Courier New" w:cs="Courier New"/>
+          <w:color w:val="222222"/>
+          <w:sz w:val="17"/>
+          <w:szCs w:val="17"/>
+        </w:rPr>
+        <w:t>G |--------------------|--------------------|</w:t>
+      </w:r>
+    </w:p>
+    <w:p>
+      <w:pPr>
+        <w:keepNext/>
+        <w:keepLines/>
+        <w:pBdr>
+          <w:left w:val="single" w:sz="18" w:space="8" w:color="5B3FA6"/>
+        </w:pBdr>
+        <w:ind w:left="120"/>
+      </w:pPr>
+      <w:r>
+        <w:rPr>
+          <w:rFonts w:ascii="Courier New" w:eastAsia="Courier New" w:hAnsi="Courier New" w:cs="Courier New"/>
+          <w:color w:val="222222"/>
+          <w:sz w:val="17"/>
+          <w:szCs w:val="17"/>
+        </w:rPr>
+        <w:t>D |--------------------|--------------------|</w:t>
+      </w:r>
+    </w:p>
+    <w:p>
+      <w:pPr>
+        <w:keepNext/>
+        <w:keepLines/>
+        <w:pBdr>
+          <w:left w:val="single" w:sz="18" w:space="8" w:color="5B3FA6"/>
+        </w:pBdr>
+        <w:ind w:left="120"/>
+      </w:pPr>
+      <w:r>
+        <w:rPr>
+          <w:rFonts w:ascii="Courier New" w:eastAsia="Courier New" w:hAnsi="Courier New" w:cs="Courier New"/>
+          <w:color w:val="222222"/>
+          <w:sz w:val="17"/>
+          <w:szCs w:val="17"/>
+        </w:rPr>
+        <w:t>A |--------------------|--------------------|</w:t>
+      </w:r>
+    </w:p>
+    <w:p>
+      <w:pPr>
+        <w:keepNext/>
+        <w:keepLines/>
+        <w:pBdr>
+          <w:left w:val="single" w:sz="18" w:space="8" w:color="5B3FA6"/>
+        </w:pBdr>
+        <w:ind w:left="120"/>
+      </w:pPr>
+      <w:r>
+        <w:rPr>
+          <w:rFonts w:ascii="Courier New" w:eastAsia="Courier New" w:hAnsi="Courier New" w:cs="Courier New"/>
+          <w:color w:val="222222"/>
+          <w:sz w:val="17"/>
+          <w:szCs w:val="17"/>
+        </w:rPr>
+        <w:t>E |--------------------|--------------------|</w:t>
+      </w:r>
+    </w:p>
+    <w:p>
+      <w:pPr>
+        <w:keepNext/>
+        <w:spacing w:after="60"/>
+      </w:pPr>
+    </w:p>
+    <w:p>
+      <w:pPr>
+        <w:keepNext/>
+        <w:keepLines/>
+        <w:pBdr>
+          <w:left w:val="single" w:sz="18" w:space="8" w:color="5B3FA6"/>
+        </w:pBdr>
+        <w:shd w:val="clear" w:color="auto" w:fill="EFEBF8"/>
+        <w:spacing w:before="80" w:after="20"/>
+        <w:ind w:left="120"/>
+      </w:pPr>
+      <w:r>
+        <w:rPr>
+          <w:b/>
+          <w:bCs/>
+          <w:color w:val="222222"/>
+        </w:rPr>
+        <w:t xml:space="preserve">Play it: </w:t>
+      </w:r>
+      <w:r>
+        <w:rPr>
+          <w:color w:val="222222"/>
+        </w:rPr>
+        <w:t>Play one note per beat at 60 BPM on the high e string alone.</w:t>
+      </w:r>
+    </w:p>
+    <w:p>
+      <w:pPr>
+        <w:keepNext/>
+        <w:keepLines/>
+        <w:pBdr>
+          <w:left w:val="single" w:sz="18" w:space="8" w:color="5B3FA6"/>
+        </w:pBdr>
+        <w:shd w:val="clear" w:color="auto" w:fill="EFEBF8"/>
+        <w:spacing w:after="20"/>
+        <w:ind w:left="120"/>
+      </w:pPr>
+      <w:r>
+        <w:rPr>
+          <w:color w:val="222222"/>
+        </w:rPr>
+        <w:t>Play the same pattern 5 frets up: 12 · 12 · 15 · 12, then 10 · 8 · 7.</w:t>
+      </w:r>
+    </w:p>
+    <w:p>
+      <w:pPr>
+        <w:keepLines/>
+        <w:pBdr>
+          <w:left w:val="single" w:sz="18" w:space="8" w:color="5B3FA6"/>
+        </w:pBdr>
+        <w:shd w:val="clear" w:color="auto" w:fill="EFEBF8"/>
+        <w:spacing w:after="120"/>
+        <w:ind w:left="120"/>
+      </w:pPr>
+      <w:r>
+        <w:rPr>
+          <w:color w:val="222222"/>
+        </w:rPr>
+        <w:t>Slide your finger betwe</w:t>
+      </w:r>
+      <w:r>
+        <w:rPr>
+          <w:color w:val="222222"/>
+        </w:rPr>
+        <w:t>en frets instead of lifting it.</w:t>
+      </w:r>
+    </w:p>
+    <w:p>
+      <w:pPr>
+        <w:spacing w:after="120"/>
+        <w:ind w:left="120"/>
+      </w:pPr>
+      <w:r>
+        <w:rPr>
+          <w:b/>
+          <w:bCs/>
+          <w:color w:val="5B3FA6"/>
+        </w:rPr>
+        <w:t xml:space="preserve">You've got it when: </w:t>
+      </w:r>
+      <w:r>
+        <w:rPr>
+          <w:color w:val="222222"/>
+        </w:rPr>
+        <w:t>You can play the solo pattern from memory at 60 BPM, sliding between frets.</w:t>
+      </w:r>
+    </w:p>
+    <w:p>
+      <w:pPr>
+        <w:keepNext/>
+        <w:spacing w:before="60" w:after="30"/>
+      </w:pPr>
+      <w:r>
+        <w:rPr>
+          <w:b/>
+          <w:bCs/>
+          <w:color w:val="5B3FA6"/>
           <w:sz w:val="22"/>
           <w:szCs w:val="22"/>
         </w:rPr>
-        <w:t>p, played on the high e string with a slide (a metal or glass tube worn on a finger). No slide needed — the frets are your Layer 2 frets plus 5.</w:t>
+        <w:t>Level up</w:t>
+      </w:r>
+    </w:p>
+    <w:p>
+      <w:pPr>
+        <w:keepNext/>
+        <w:spacing w:after="40"/>
+        <w:ind w:left="360"/>
+      </w:pPr>
+      <w:r>
+        <w:rPr>
+          <w:color w:val="222222"/>
+        </w:rPr>
+        <w:t>Slide into fret 12 from 2 frets below on each E.</w:t>
+      </w:r>
+    </w:p>
+    <w:p>
+      <w:pPr>
+        <w:keepNext/>
+        <w:spacing w:after="40"/>
+        <w:ind w:left="360"/>
+      </w:pPr>
+      <w:r>
+        <w:rPr>
+          <w:color w:val="222222"/>
+        </w:rPr>
+        <w:t>This is the classic slide-guitar entrance.</w:t>
       </w:r>
     </w:p>
     <w:p>
@@ -3840,710 +4523,154 @@
           <w:sz w:val="18"/>
           <w:szCs w:val="18"/>
         </w:rPr>
-        <w:t>The solo · high e string · riff two octaves up</w:t>
-      </w:r>
-    </w:p>
-    <w:p>
-      <w:pPr>
-        <w:keepNext/>
-        <w:keepLines/>
-        <w:pBdr>
-          <w:left w:val="single" w:sz="18" w:space="8" w:color="5B3FA6"/>
-        </w:pBdr>
-        <w:ind w:left="120"/>
-      </w:pPr>
-      <w:r>
-        <w:rPr>
-          <w:rFonts w:ascii="Courier New" w:eastAsia="Courier New" w:hAnsi="Courier New" w:cs="Courier New"/>
-          <w:color w:val="222222"/>
-          <w:sz w:val="17"/>
-          <w:szCs w:val="17"/>
-        </w:rPr>
-        <w:t xml:space="preserve">     E    E    G    E     D    C    B</w:t>
-      </w:r>
-    </w:p>
-    <w:p>
-      <w:pPr>
-        <w:keepNext/>
-        <w:keepLines/>
-        <w:pBdr>
-          <w:left w:val="single" w:sz="18" w:space="8" w:color="5B3FA6"/>
-        </w:pBdr>
-        <w:ind w:left="120"/>
-      </w:pPr>
-      <w:r>
-        <w:rPr>
-          <w:rFonts w:ascii="Courier New" w:eastAsia="Courier New" w:hAnsi="Courier New" w:cs="Courier New"/>
-          <w:color w:val="222222"/>
-          <w:sz w:val="17"/>
-          <w:szCs w:val="17"/>
-        </w:rPr>
-        <w:t>e |--</w:t>
-      </w:r>
-      <w:r>
-        <w:rPr>
-          <w:rFonts w:ascii="Courier New" w:eastAsia="Courier New" w:hAnsi="Courier New" w:cs="Courier New"/>
-          <w:b/>
-          <w:bCs/>
-          <w:color w:val="5B3FA6"/>
-          <w:sz w:val="17"/>
-          <w:szCs w:val="17"/>
-        </w:rPr>
-        <w:t>12</w:t>
-      </w:r>
-      <w:r>
-        <w:rPr>
-          <w:rFonts w:ascii="Courier New" w:eastAsia="Courier New" w:hAnsi="Courier New" w:cs="Courier New"/>
-          <w:color w:val="222222"/>
-          <w:sz w:val="17"/>
-          <w:szCs w:val="17"/>
-        </w:rPr>
-        <w:t>---</w:t>
-      </w:r>
-      <w:r>
-        <w:rPr>
-          <w:rFonts w:ascii="Courier New" w:eastAsia="Courier New" w:hAnsi="Courier New" w:cs="Courier New"/>
-          <w:b/>
-          <w:bCs/>
-          <w:color w:val="5B3FA6"/>
-          <w:sz w:val="17"/>
-          <w:szCs w:val="17"/>
-        </w:rPr>
-        <w:t>12</w:t>
-      </w:r>
-      <w:r>
-        <w:rPr>
-          <w:rFonts w:ascii="Courier New" w:eastAsia="Courier New" w:hAnsi="Courier New" w:cs="Courier New"/>
-          <w:color w:val="222222"/>
-          <w:sz w:val="17"/>
-          <w:szCs w:val="17"/>
-        </w:rPr>
-        <w:t>---</w:t>
-      </w:r>
-      <w:r>
-        <w:rPr>
-          <w:rFonts w:ascii="Courier New" w:eastAsia="Courier New" w:hAnsi="Courier New" w:cs="Courier New"/>
-          <w:b/>
-          <w:bCs/>
-          <w:color w:val="5B3FA6"/>
-          <w:sz w:val="17"/>
-          <w:szCs w:val="17"/>
-        </w:rPr>
-        <w:t>15</w:t>
-      </w:r>
-      <w:r>
-        <w:rPr>
-          <w:rFonts w:ascii="Courier New" w:eastAsia="Courier New" w:hAnsi="Courier New" w:cs="Courier New"/>
-          <w:color w:val="222222"/>
-          <w:sz w:val="17"/>
-          <w:szCs w:val="17"/>
-        </w:rPr>
-        <w:t>---</w:t>
-      </w:r>
-      <w:r>
-        <w:rPr>
-          <w:rFonts w:ascii="Courier New" w:eastAsia="Courier New" w:hAnsi="Courier New" w:cs="Courier New"/>
-          <w:b/>
-          <w:bCs/>
-          <w:color w:val="5B3FA6"/>
-          <w:sz w:val="17"/>
-          <w:szCs w:val="17"/>
-        </w:rPr>
-        <w:t>12</w:t>
-      </w:r>
-      <w:r>
-        <w:rPr>
-          <w:rFonts w:ascii="Courier New" w:eastAsia="Courier New" w:hAnsi="Courier New" w:cs="Courier New"/>
-          <w:color w:val="222222"/>
-          <w:sz w:val="17"/>
-          <w:szCs w:val="17"/>
-        </w:rPr>
-        <w:t>-|--</w:t>
-      </w:r>
-      <w:r>
-        <w:rPr>
-          <w:rFonts w:ascii="Courier New" w:eastAsia="Courier New" w:hAnsi="Courier New" w:cs="Courier New"/>
-          <w:b/>
-          <w:bCs/>
-          <w:color w:val="5B3FA6"/>
-          <w:sz w:val="17"/>
-          <w:szCs w:val="17"/>
-        </w:rPr>
-        <w:t>10</w:t>
-      </w:r>
-      <w:r>
-        <w:rPr>
-          <w:rFonts w:ascii="Courier New" w:eastAsia="Courier New" w:hAnsi="Courier New" w:cs="Courier New"/>
-          <w:color w:val="222222"/>
-          <w:sz w:val="17"/>
-          <w:szCs w:val="17"/>
-        </w:rPr>
-        <w:t>---</w:t>
-      </w:r>
-      <w:r>
-        <w:rPr>
-          <w:rFonts w:ascii="Courier New" w:eastAsia="Courier New" w:hAnsi="Courier New" w:cs="Courier New"/>
-          <w:b/>
-          <w:bCs/>
-          <w:color w:val="5B3FA6"/>
-          <w:sz w:val="17"/>
-          <w:szCs w:val="17"/>
-        </w:rPr>
-        <w:t>8</w:t>
-      </w:r>
-      <w:r>
-        <w:rPr>
-          <w:rFonts w:ascii="Courier New" w:eastAsia="Courier New" w:hAnsi="Courier New" w:cs="Courier New"/>
-          <w:color w:val="222222"/>
-          <w:sz w:val="17"/>
-          <w:szCs w:val="17"/>
-        </w:rPr>
-        <w:t>----</w:t>
-      </w:r>
-      <w:r>
-        <w:rPr>
-          <w:rFonts w:ascii="Courier New" w:eastAsia="Courier New" w:hAnsi="Courier New" w:cs="Courier New"/>
-          <w:b/>
-          <w:bCs/>
-          <w:color w:val="5B3FA6"/>
-          <w:sz w:val="17"/>
-          <w:szCs w:val="17"/>
-        </w:rPr>
-        <w:t>7</w:t>
-      </w:r>
-      <w:r>
-        <w:rPr>
-          <w:rFonts w:ascii="Courier New" w:eastAsia="Courier New" w:hAnsi="Courier New" w:cs="Courier New"/>
-          <w:color w:val="222222"/>
-          <w:sz w:val="17"/>
-          <w:szCs w:val="17"/>
-        </w:rPr>
-        <w:t>-------|</w:t>
-      </w:r>
-    </w:p>
-    <w:p>
-      <w:pPr>
-        <w:keepNext/>
-        <w:keepLines/>
-        <w:pBdr>
-          <w:left w:val="single" w:sz="18" w:space="8" w:color="5B3FA6"/>
-        </w:pBdr>
-        <w:ind w:left="120"/>
-      </w:pPr>
-      <w:r>
-        <w:rPr>
-          <w:rFonts w:ascii="Courier New" w:eastAsia="Courier New" w:hAnsi="Courier New" w:cs="Courier New"/>
-          <w:color w:val="222222"/>
-          <w:sz w:val="17"/>
-          <w:szCs w:val="17"/>
-        </w:rPr>
-        <w:t>B |--------------------|--------------------|</w:t>
-      </w:r>
-    </w:p>
-    <w:p>
-      <w:pPr>
-        <w:keepNext/>
-        <w:keepLines/>
-        <w:pBdr>
-          <w:left w:val="single" w:sz="18" w:space="8" w:color="5B3FA6"/>
-        </w:pBdr>
-        <w:ind w:left="120"/>
-      </w:pPr>
-      <w:r>
-        <w:rPr>
-          <w:rFonts w:ascii="Courier New" w:eastAsia="Courier New" w:hAnsi="Courier New" w:cs="Courier New"/>
-          <w:color w:val="222222"/>
-          <w:sz w:val="17"/>
-          <w:szCs w:val="17"/>
-        </w:rPr>
-        <w:t>G |--------------------|--------------------|</w:t>
-      </w:r>
-    </w:p>
-    <w:p>
-      <w:pPr>
-        <w:keepNext/>
-        <w:keepLines/>
-        <w:pBdr>
-          <w:left w:val="single" w:sz="18" w:space="8" w:color="5B3FA6"/>
-        </w:pBdr>
-        <w:ind w:left="120"/>
-      </w:pPr>
-      <w:r>
-        <w:rPr>
-          <w:rFonts w:ascii="Courier New" w:eastAsia="Courier New" w:hAnsi="Courier New" w:cs="Courier New"/>
-          <w:color w:val="222222"/>
-          <w:sz w:val="17"/>
-          <w:szCs w:val="17"/>
-        </w:rPr>
-        <w:t>D |--------------------|--------------------|</w:t>
-      </w:r>
-    </w:p>
-    <w:p>
-      <w:pPr>
-        <w:keepNext/>
-        <w:keepLines/>
-        <w:pBdr>
-          <w:left w:val="single" w:sz="18" w:space="8" w:color="5B3FA6"/>
-        </w:pBdr>
-        <w:ind w:left="120"/>
-      </w:pPr>
-      <w:r>
-        <w:rPr>
-          <w:rFonts w:ascii="Courier New" w:eastAsia="Courier New" w:hAnsi="Courier New" w:cs="Courier New"/>
-          <w:color w:val="222222"/>
-          <w:sz w:val="17"/>
-          <w:szCs w:val="17"/>
-        </w:rPr>
-        <w:t>A |--------------------|--------------------|</w:t>
-      </w:r>
-    </w:p>
-    <w:p>
-      <w:pPr>
-        <w:keepLines/>
-        <w:pBdr>
-          <w:left w:val="single" w:sz="18" w:space="8" w:color="5B3FA6"/>
-        </w:pBdr>
-        <w:ind w:left="120"/>
-      </w:pPr>
-      <w:r>
-        <w:rPr>
-          <w:rFonts w:ascii="Courier New" w:eastAsia="Courier New" w:hAnsi="Courier New" w:cs="Courier New"/>
-          <w:color w:val="222222"/>
-          <w:sz w:val="17"/>
-          <w:szCs w:val="17"/>
-        </w:rPr>
-        <w:t>E |--------------------|--------------------|</w:t>
-      </w:r>
-    </w:p>
-    <w:p>
-      <w:pPr>
-        <w:spacing w:after="60"/>
-      </w:pPr>
-    </w:p>
-    <w:p>
-      <w:pPr>
-        <w:keepNext/>
-        <w:keepLines/>
-        <w:pBdr>
-          <w:left w:val="single" w:sz="18" w:space="8" w:color="5B3FA6"/>
-        </w:pBdr>
-        <w:shd w:val="clear" w:color="auto" w:fill="EFEBF8"/>
-        <w:spacing w:before="80" w:after="20"/>
-        <w:ind w:left="120"/>
-      </w:pPr>
-      <w:r>
-        <w:rPr>
-          <w:b/>
-          <w:bCs/>
-          <w:color w:val="222222"/>
-        </w:rPr>
-        <w:lastRenderedPageBreak/>
-        <w:t xml:space="preserve">Play it: </w:t>
-      </w:r>
-      <w:r>
-        <w:rPr>
-          <w:color w:val="222222"/>
-        </w:rPr>
-        <w:t>Play one note per beat at 60 BPM on the high e string alone.</w:t>
-      </w:r>
-    </w:p>
-    <w:p>
-      <w:pPr>
-        <w:keepNext/>
-        <w:keepLines/>
-        <w:pBdr>
-          <w:left w:val="single" w:sz="18" w:space="8" w:color="5B3FA6"/>
-        </w:pBdr>
-        <w:shd w:val="clear" w:color="auto" w:fill="EFEBF8"/>
-        <w:spacing w:after="20"/>
-        <w:ind w:left="120"/>
-      </w:pPr>
-      <w:r>
-        <w:rPr>
-          <w:color w:val="222222"/>
-        </w:rPr>
-        <w:t>Same pattern as Layer 2, five frets up: 12 · 12 · 15 · 12, then 10 · 8 · 7.</w:t>
-      </w:r>
-    </w:p>
-    <w:p>
-      <w:pPr>
-        <w:keepLines/>
-        <w:pBdr>
-          <w:left w:val="single" w:sz="18" w:space="8" w:color="5B3FA6"/>
-        </w:pBdr>
-        <w:shd w:val="clear" w:color="auto" w:fill="EFEBF8"/>
-        <w:spacing w:after="120"/>
-        <w:ind w:left="120"/>
-      </w:pPr>
-      <w:r>
-        <w:rPr>
-          <w:color w:val="222222"/>
-        </w:rPr>
-        <w:t>Slide your finger between frets instead of lifting it.</w:t>
-      </w:r>
-    </w:p>
-    <w:p>
-      <w:pPr>
-        <w:spacing w:after="120"/>
-        <w:ind w:left="120"/>
-      </w:pPr>
-      <w:r>
-        <w:rPr>
-          <w:b/>
-          <w:bCs/>
-          <w:color w:val="5B3FA6"/>
-        </w:rPr>
-        <w:t xml:space="preserve">You've got it when: </w:t>
-      </w:r>
-      <w:r>
-        <w:rPr>
-          <w:color w:val="222222"/>
-        </w:rPr>
-        <w:t xml:space="preserve">You can play the solo pattern from </w:t>
-      </w:r>
-      <w:r>
-        <w:rPr>
-          <w:color w:val="222222"/>
-        </w:rPr>
-        <w:t>memory at 60 BPM, sliding between frets.</w:t>
-      </w:r>
-    </w:p>
-    <w:p>
-      <w:pPr>
-        <w:keepNext/>
-        <w:spacing w:before="60" w:after="30"/>
-      </w:pPr>
-      <w:r>
-        <w:rPr>
-          <w:b/>
-          <w:bCs/>
-          <w:color w:val="5B3FA6"/>
-          <w:sz w:val="22"/>
-          <w:szCs w:val="22"/>
-        </w:rPr>
-        <w:t>Level up</w:t>
-      </w:r>
-    </w:p>
-    <w:p>
-      <w:pPr>
-        <w:keepNext/>
-        <w:spacing w:after="40"/>
-        <w:ind w:left="360"/>
-      </w:pPr>
-      <w:r>
-        <w:rPr>
-          <w:color w:val="222222"/>
-        </w:rPr>
-        <w:t>Slide into fret 12 from two frets below on each E.</w:t>
-      </w:r>
-    </w:p>
-    <w:p>
-      <w:pPr>
-        <w:keepNext/>
-        <w:spacing w:after="40"/>
-        <w:ind w:left="360"/>
-      </w:pPr>
-      <w:r>
-        <w:rPr>
-          <w:color w:val="222222"/>
-        </w:rPr>
-        <w:t>This is the classic slide-guitar entrance.</w:t>
-      </w:r>
-    </w:p>
-    <w:p>
-      <w:pPr>
-        <w:keepNext/>
-        <w:pBdr>
-          <w:left w:val="single" w:sz="18" w:space="8" w:color="5B3FA6"/>
-        </w:pBdr>
-        <w:spacing w:before="80" w:after="60"/>
-        <w:ind w:left="120"/>
-      </w:pPr>
-      <w:r>
-        <w:rPr>
-          <w:b/>
-          <w:bCs/>
-          <w:color w:val="5B3FA6"/>
-          <w:sz w:val="18"/>
-          <w:szCs w:val="18"/>
-        </w:rPr>
-        <w:t>Slide into the riff · high e string</w:t>
-      </w:r>
-    </w:p>
-    <w:p>
-      <w:pPr>
-        <w:keepNext/>
-        <w:keepLines/>
-        <w:pBdr>
-          <w:left w:val="single" w:sz="18" w:space="8" w:color="5B3FA6"/>
-        </w:pBdr>
-        <w:ind w:left="120"/>
-      </w:pPr>
-      <w:r>
-        <w:rPr>
-          <w:rFonts w:ascii="Courier New" w:eastAsia="Courier New" w:hAnsi="Courier New" w:cs="Courier New"/>
-          <w:color w:val="222222"/>
-          <w:sz w:val="17"/>
-          <w:szCs w:val="17"/>
-        </w:rPr>
-        <w:t xml:space="preserve">     E              E    G    E     D    C    B</w:t>
-      </w:r>
-    </w:p>
-    <w:p>
-      <w:pPr>
-        <w:keepNext/>
-        <w:keepLines/>
-        <w:pBdr>
-          <w:left w:val="single" w:sz="18" w:space="8" w:color="5B3FA6"/>
-        </w:pBdr>
-        <w:ind w:left="120"/>
-      </w:pPr>
-      <w:r>
-        <w:rPr>
-          <w:rFonts w:ascii="Courier New" w:eastAsia="Courier New" w:hAnsi="Courier New" w:cs="Courier New"/>
-          <w:color w:val="222222"/>
-          <w:sz w:val="17"/>
-          <w:szCs w:val="17"/>
-        </w:rPr>
-        <w:t>e |--10/</w:t>
-      </w:r>
-      <w:r>
-        <w:rPr>
-          <w:rFonts w:ascii="Courier New" w:eastAsia="Courier New" w:hAnsi="Courier New" w:cs="Courier New"/>
-          <w:b/>
-          <w:bCs/>
-          <w:color w:val="5B3FA6"/>
-          <w:sz w:val="17"/>
-          <w:szCs w:val="17"/>
-        </w:rPr>
-        <w:t>12</w:t>
-      </w:r>
-      <w:r>
-        <w:rPr>
-          <w:rFonts w:ascii="Courier New" w:eastAsia="Courier New" w:hAnsi="Courier New" w:cs="Courier New"/>
-          <w:color w:val="222222"/>
-          <w:sz w:val="17"/>
-          <w:szCs w:val="17"/>
-        </w:rPr>
-        <w:t>---</w:t>
-      </w:r>
-      <w:r>
-        <w:rPr>
-          <w:rFonts w:ascii="Courier New" w:eastAsia="Courier New" w:hAnsi="Courier New" w:cs="Courier New"/>
-          <w:b/>
-          <w:bCs/>
-          <w:color w:val="5B3FA6"/>
-          <w:sz w:val="17"/>
-          <w:szCs w:val="17"/>
-        </w:rPr>
-        <w:t>12</w:t>
-      </w:r>
-      <w:r>
-        <w:rPr>
-          <w:rFonts w:ascii="Courier New" w:eastAsia="Courier New" w:hAnsi="Courier New" w:cs="Courier New"/>
-          <w:color w:val="222222"/>
-          <w:sz w:val="17"/>
-          <w:szCs w:val="17"/>
-        </w:rPr>
-        <w:t>---</w:t>
-      </w:r>
-      <w:r>
-        <w:rPr>
-          <w:rFonts w:ascii="Courier New" w:eastAsia="Courier New" w:hAnsi="Courier New" w:cs="Courier New"/>
-          <w:b/>
-          <w:bCs/>
-          <w:color w:val="5B3FA6"/>
-          <w:sz w:val="17"/>
-          <w:szCs w:val="17"/>
-        </w:rPr>
-        <w:t>15</w:t>
-      </w:r>
-      <w:r>
-        <w:rPr>
-          <w:rFonts w:ascii="Courier New" w:eastAsia="Courier New" w:hAnsi="Courier New" w:cs="Courier New"/>
-          <w:color w:val="222222"/>
-          <w:sz w:val="17"/>
-          <w:szCs w:val="17"/>
-        </w:rPr>
-        <w:t>---</w:t>
-      </w:r>
-      <w:r>
-        <w:rPr>
-          <w:rFonts w:ascii="Courier New" w:eastAsia="Courier New" w:hAnsi="Courier New" w:cs="Courier New"/>
-          <w:b/>
-          <w:bCs/>
-          <w:color w:val="5B3FA6"/>
-          <w:sz w:val="17"/>
-          <w:szCs w:val="17"/>
-        </w:rPr>
-        <w:t>12</w:t>
-      </w:r>
-      <w:r>
-        <w:rPr>
-          <w:rFonts w:ascii="Courier New" w:eastAsia="Courier New" w:hAnsi="Courier New" w:cs="Courier New"/>
-          <w:color w:val="222222"/>
-          <w:sz w:val="17"/>
-          <w:szCs w:val="17"/>
-        </w:rPr>
-        <w:t>-|--</w:t>
-      </w:r>
-      <w:r>
-        <w:rPr>
-          <w:rFonts w:ascii="Courier New" w:eastAsia="Courier New" w:hAnsi="Courier New" w:cs="Courier New"/>
-          <w:b/>
-          <w:bCs/>
-          <w:color w:val="5B3FA6"/>
-          <w:sz w:val="17"/>
-          <w:szCs w:val="17"/>
-        </w:rPr>
-        <w:t>10</w:t>
-      </w:r>
-      <w:r>
-        <w:rPr>
-          <w:rFonts w:ascii="Courier New" w:eastAsia="Courier New" w:hAnsi="Courier New" w:cs="Courier New"/>
-          <w:color w:val="222222"/>
-          <w:sz w:val="17"/>
-          <w:szCs w:val="17"/>
-        </w:rPr>
-        <w:t>---</w:t>
-      </w:r>
-      <w:r>
-        <w:rPr>
-          <w:rFonts w:ascii="Courier New" w:eastAsia="Courier New" w:hAnsi="Courier New" w:cs="Courier New"/>
-          <w:b/>
-          <w:bCs/>
-          <w:color w:val="5B3FA6"/>
-          <w:sz w:val="17"/>
-          <w:szCs w:val="17"/>
-        </w:rPr>
-        <w:t>8</w:t>
-      </w:r>
-      <w:r>
-        <w:rPr>
-          <w:rFonts w:ascii="Courier New" w:eastAsia="Courier New" w:hAnsi="Courier New" w:cs="Courier New"/>
-          <w:color w:val="222222"/>
-          <w:sz w:val="17"/>
-          <w:szCs w:val="17"/>
-        </w:rPr>
-        <w:t>----</w:t>
-      </w:r>
-      <w:r>
-        <w:rPr>
-          <w:rFonts w:ascii="Courier New" w:eastAsia="Courier New" w:hAnsi="Courier New" w:cs="Courier New"/>
-          <w:b/>
-          <w:bCs/>
-          <w:color w:val="5B3FA6"/>
-          <w:sz w:val="17"/>
-          <w:szCs w:val="17"/>
-        </w:rPr>
-        <w:t>7</w:t>
-      </w:r>
-      <w:r>
-        <w:rPr>
-          <w:rFonts w:ascii="Courier New" w:eastAsia="Courier New" w:hAnsi="Courier New" w:cs="Courier New"/>
-          <w:color w:val="222222"/>
-          <w:sz w:val="17"/>
-          <w:szCs w:val="17"/>
-        </w:rPr>
-        <w:t>-------|</w:t>
-      </w:r>
-    </w:p>
-    <w:p>
-      <w:pPr>
-        <w:keepNext/>
-        <w:keepLines/>
-        <w:pBdr>
-          <w:left w:val="single" w:sz="18" w:space="8" w:color="5B3FA6"/>
-        </w:pBdr>
-        <w:ind w:left="120"/>
-      </w:pPr>
-      <w:r>
-        <w:rPr>
-          <w:rFonts w:ascii="Courier New" w:eastAsia="Courier New" w:hAnsi="Courier New" w:cs="Courier New"/>
-          <w:color w:val="222222"/>
-          <w:sz w:val="17"/>
-          <w:szCs w:val="17"/>
-        </w:rPr>
-        <w:t>B |--------------------|--------------------|</w:t>
-      </w:r>
-    </w:p>
-    <w:p>
-      <w:pPr>
-        <w:keepNext/>
-        <w:keepLines/>
-        <w:pBdr>
-          <w:left w:val="single" w:sz="18" w:space="8" w:color="5B3FA6"/>
-        </w:pBdr>
-        <w:ind w:left="120"/>
-      </w:pPr>
-      <w:r>
-        <w:rPr>
-          <w:rFonts w:ascii="Courier New" w:eastAsia="Courier New" w:hAnsi="Courier New" w:cs="Courier New"/>
-          <w:color w:val="222222"/>
-          <w:sz w:val="17"/>
-          <w:szCs w:val="17"/>
-        </w:rPr>
-        <w:t>G |--------------------|--------------------|</w:t>
-      </w:r>
-    </w:p>
-    <w:p>
-      <w:pPr>
-        <w:keepNext/>
-        <w:keepLines/>
-        <w:pBdr>
-          <w:left w:val="single" w:sz="18" w:space="8" w:color="5B3FA6"/>
-        </w:pBdr>
-        <w:ind w:left="120"/>
-      </w:pPr>
-      <w:r>
-        <w:rPr>
-          <w:rFonts w:ascii="Courier New" w:eastAsia="Courier New" w:hAnsi="Courier New" w:cs="Courier New"/>
-          <w:color w:val="222222"/>
-          <w:sz w:val="17"/>
-          <w:szCs w:val="17"/>
-        </w:rPr>
-        <w:t>D |--------------------|--------------------|</w:t>
-      </w:r>
-    </w:p>
-    <w:p>
-      <w:pPr>
-        <w:keepNext/>
-        <w:keepLines/>
-        <w:pBdr>
-          <w:left w:val="single" w:sz="18" w:space="8" w:color="5B3FA6"/>
-        </w:pBdr>
-        <w:ind w:left="120"/>
-      </w:pPr>
-      <w:r>
-        <w:rPr>
-          <w:rFonts w:ascii="Courier New" w:eastAsia="Courier New" w:hAnsi="Courier New" w:cs="Courier New"/>
-          <w:color w:val="222222"/>
-          <w:sz w:val="17"/>
-          <w:szCs w:val="17"/>
-        </w:rPr>
-        <w:t>A |--------------------|--------------------|</w:t>
-      </w:r>
-    </w:p>
-    <w:p>
-      <w:pPr>
-        <w:keepLines/>
-        <w:pBdr>
-          <w:left w:val="single" w:sz="18" w:space="8" w:color="5B3FA6"/>
-        </w:pBdr>
-        <w:ind w:left="120"/>
-      </w:pPr>
-      <w:r>
-        <w:rPr>
-          <w:rFonts w:ascii="Courier New" w:eastAsia="Courier New" w:hAnsi="Courier New" w:cs="Courier New"/>
-          <w:color w:val="222222"/>
-          <w:sz w:val="17"/>
-          <w:szCs w:val="17"/>
-        </w:rPr>
-        <w:t>E |--------------------|--------------------|</w:t>
-      </w:r>
-    </w:p>
-    <w:p>
-      <w:pPr>
+        <w:t>Level up · slide into the riff · high e string · 2 bars</w:t>
+      </w:r>
+    </w:p>
+    <w:p>
+      <w:pPr>
+        <w:keepNext/>
+        <w:keepLines/>
+        <w:pBdr>
+          <w:left w:val="single" w:sz="18" w:space="8" w:color="5B3FA6"/>
+        </w:pBdr>
+        <w:ind w:left="120"/>
+      </w:pPr>
+      <w:r>
+        <w:rPr>
+          <w:rFonts w:ascii="Courier New" w:eastAsia="Courier New" w:hAnsi="Courier New" w:cs="Courier New"/>
+          <w:color w:val="222222"/>
+          <w:sz w:val="17"/>
+          <w:szCs w:val="17"/>
+        </w:rPr>
+        <w:t xml:space="preserve">      E         E      G      E         D      C      B</w:t>
+      </w:r>
+    </w:p>
+    <w:p>
+      <w:pPr>
+        <w:keepNext/>
+        <w:keepLines/>
+        <w:pBdr>
+          <w:left w:val="single" w:sz="18" w:space="8" w:color="5B3FA6"/>
+        </w:pBdr>
+        <w:ind w:left="120"/>
+      </w:pPr>
+      <w:r>
+        <w:rPr>
+          <w:rFonts w:ascii="Courier New" w:eastAsia="Courier New" w:hAnsi="Courier New" w:cs="Courier New"/>
+          <w:color w:val="222222"/>
+          <w:sz w:val="17"/>
+          <w:szCs w:val="17"/>
+        </w:rPr>
+        <w:t>e |--10/12---10/12---15------10/12-|--10------8-------7-------------|</w:t>
+      </w:r>
+    </w:p>
+    <w:p>
+      <w:pPr>
+        <w:keepNext/>
+        <w:keepLines/>
+        <w:pBdr>
+          <w:left w:val="single" w:sz="18" w:space="8" w:color="5B3FA6"/>
+        </w:pBdr>
+        <w:ind w:left="120"/>
+      </w:pPr>
+      <w:r>
+        <w:rPr>
+          <w:rFonts w:ascii="Courier New" w:eastAsia="Courier New" w:hAnsi="Courier New" w:cs="Courier New"/>
+          <w:color w:val="222222"/>
+          <w:sz w:val="17"/>
+          <w:szCs w:val="17"/>
+        </w:rPr>
+        <w:t>B |--------------------------------|--------------------------------|</w:t>
+      </w:r>
+    </w:p>
+    <w:p>
+      <w:pPr>
+        <w:keepNext/>
+        <w:keepLines/>
+        <w:pBdr>
+          <w:left w:val="single" w:sz="18" w:space="8" w:color="5B3FA6"/>
+        </w:pBdr>
+        <w:ind w:left="120"/>
+      </w:pPr>
+      <w:r>
+        <w:rPr>
+          <w:rFonts w:ascii="Courier New" w:eastAsia="Courier New" w:hAnsi="Courier New" w:cs="Courier New"/>
+          <w:color w:val="222222"/>
+          <w:sz w:val="17"/>
+          <w:szCs w:val="17"/>
+        </w:rPr>
+        <w:t>G |--------------------------------|--------------------------------|</w:t>
+      </w:r>
+    </w:p>
+    <w:p>
+      <w:pPr>
+        <w:keepNext/>
+        <w:keepLines/>
+        <w:pBdr>
+          <w:left w:val="single" w:sz="18" w:space="8" w:color="5B3FA6"/>
+        </w:pBdr>
+        <w:ind w:left="120"/>
+      </w:pPr>
+      <w:r>
+        <w:rPr>
+          <w:rFonts w:ascii="Courier New" w:eastAsia="Courier New" w:hAnsi="Courier New" w:cs="Courier New"/>
+          <w:color w:val="222222"/>
+          <w:sz w:val="17"/>
+          <w:szCs w:val="17"/>
+        </w:rPr>
+        <w:t>D |--------------------------------|--------------------------------|</w:t>
+      </w:r>
+    </w:p>
+    <w:p>
+      <w:pPr>
+        <w:keepNext/>
+        <w:keepLines/>
+        <w:pBdr>
+          <w:left w:val="single" w:sz="18" w:space="8" w:color="5B3FA6"/>
+        </w:pBdr>
+        <w:ind w:left="120"/>
+      </w:pPr>
+      <w:r>
+        <w:rPr>
+          <w:rFonts w:ascii="Courier New" w:eastAsia="Courier New" w:hAnsi="Courier New" w:cs="Courier New"/>
+          <w:color w:val="222222"/>
+          <w:sz w:val="17"/>
+          <w:szCs w:val="17"/>
+        </w:rPr>
+        <w:t>A |--------------------------------|--------------------------------|</w:t>
+      </w:r>
+    </w:p>
+    <w:p>
+      <w:pPr>
+        <w:keepNext/>
+        <w:keepLines/>
+        <w:pBdr>
+          <w:left w:val="single" w:sz="18" w:space="8" w:color="5B3FA6"/>
+        </w:pBdr>
+        <w:ind w:left="120"/>
+      </w:pPr>
+      <w:r>
+        <w:rPr>
+          <w:rFonts w:ascii="Courier New" w:eastAsia="Courier New" w:hAnsi="Courier New" w:cs="Courier New"/>
+          <w:color w:val="222222"/>
+          <w:sz w:val="17"/>
+          <w:szCs w:val="17"/>
+        </w:rPr>
+        <w:t>E |--------------------------------|----------</w:t>
+      </w:r>
+      <w:r>
+        <w:rPr>
+          <w:rFonts w:ascii="Courier New" w:eastAsia="Courier New" w:hAnsi="Courier New" w:cs="Courier New"/>
+          <w:color w:val="222222"/>
+          <w:sz w:val="17"/>
+          <w:szCs w:val="17"/>
+        </w:rPr>
+        <w:t>----------------------|</w:t>
+      </w:r>
+    </w:p>
+    <w:p>
+      <w:pPr>
+        <w:keepNext/>
         <w:spacing w:after="60"/>
       </w:pPr>
     </w:p>
@@ -4645,7 +4772,7 @@
         <w:rPr>
           <w:color w:val="222222"/>
         </w:rPr>
-        <w:t>123 BPM · 4/4</w:t>
+        <w:t>123 BPM</w:t>
       </w:r>
     </w:p>
     <w:p>
@@ -4675,7 +4802,7 @@
         <w:rPr>
           <w:color w:val="222222"/>
         </w:rPr>
-        <w:t>One chord per riff note — the whole cycle is two bars</w:t>
+        <w:t>One chord per riff note — the whole cycle is 2 bars</w:t>
       </w:r>
     </w:p>
     <w:p>
@@ -4705,7 +4832,7 @@
         <w:rPr>
           <w:color w:val="222222"/>
         </w:rPr>
-        <w:t>Intro/Verse (riff ×4, quiet) → Chorus (same riff, big) → Solo (riff keeps looping) → repeat</w:t>
+        <w:t>Intro/Verse (riff ×4, quiet) → Chorus (same riff, big) → Solo (riff keeps looping)</w:t>
       </w:r>
     </w:p>
     <w:p>
@@ -4721,7 +4848,7 @@
           <w:sz w:val="22"/>
           <w:szCs w:val="22"/>
         </w:rPr>
-        <w:t xml:space="preserve">Shapes you </w:t>
+        <w:t>Sha</w:t>
       </w:r>
       <w:r>
         <w:rPr>
@@ -4731,7 +4858,7 @@
           <w:sz w:val="22"/>
           <w:szCs w:val="22"/>
         </w:rPr>
-        <w:t>need</w:t>
+        <w:t>pes you need</w:t>
       </w:r>
     </w:p>
     <w:tbl>
@@ -4749,7 +4876,7 @@
           <w:left w:w="10" w:type="dxa"/>
           <w:right w:w="10" w:type="dxa"/>
         </w:tblCellMar>
-        <w:tblLook w:val="0000" w:firstRow="0" w:lastRow="0" w:firstColumn="0" w:lastColumn="0" w:noHBand="0" w:noVBand="0"/>
+        <w:tblLook w:val="04A0" w:firstRow="1" w:lastRow="0" w:firstColumn="1" w:lastColumn="0" w:noHBand="0" w:noVBand="1"/>
       </w:tblPr>
       <w:tblGrid>
         <w:gridCol w:w="2610"/>
@@ -4831,14 +4958,6 @@
               <w:spacing w:after="60"/>
               <w:jc w:val="center"/>
             </w:pPr>
-            <w:r>
-              <w:rPr>
-                <w:color w:val="666666"/>
-                <w:sz w:val="16"/>
-                <w:szCs w:val="16"/>
-              </w:rPr>
-              <w:t>Em</w:t>
-            </w:r>
           </w:p>
         </w:tc>
         <w:tc>
@@ -4905,14 +5024,6 @@
               <w:spacing w:after="60"/>
               <w:jc w:val="center"/>
             </w:pPr>
-            <w:r>
-              <w:rPr>
-                <w:color w:val="666666"/>
-                <w:sz w:val="16"/>
-                <w:szCs w:val="16"/>
-              </w:rPr>
-              <w:t>G</w:t>
-            </w:r>
           </w:p>
         </w:tc>
         <w:tc>
@@ -4979,14 +5090,6 @@
               <w:spacing w:after="60"/>
               <w:jc w:val="center"/>
             </w:pPr>
-            <w:r>
-              <w:rPr>
-                <w:color w:val="666666"/>
-                <w:sz w:val="16"/>
-                <w:szCs w:val="16"/>
-              </w:rPr>
-              <w:t>D</w:t>
-            </w:r>
           </w:p>
         </w:tc>
         <w:tc>
@@ -5053,14 +5156,6 @@
               <w:spacing w:after="60"/>
               <w:jc w:val="center"/>
             </w:pPr>
-            <w:r>
-              <w:rPr>
-                <w:color w:val="666666"/>
-                <w:sz w:val="16"/>
-                <w:szCs w:val="16"/>
-              </w:rPr>
-              <w:t>C</w:t>
-            </w:r>
           </w:p>
         </w:tc>
       </w:tr>
@@ -5183,7 +5278,7 @@
           <w:sz w:val="19"/>
           <w:szCs w:val="19"/>
         </w:rPr>
-        <w:t>Quiet. Four times through the cycle.</w:t>
+        <w:t>Quiet. 4 times through the cycle.</w:t>
       </w:r>
     </w:p>
     <w:p>
@@ -5299,7 +5394,7 @@
           <w:sz w:val="19"/>
           <w:szCs w:val="19"/>
         </w:rPr>
-        <w:t>The riff keeps looping underneath the solo (Bonus layer: the riff two octaves up).</w:t>
+        <w:t>The riff keeps looping underneath the solo (Bonus layer: the riff 2 octaves up).</w:t>
       </w:r>
     </w:p>
     <w:p>
@@ -5314,7 +5409,7 @@
           <w:sz w:val="17"/>
           <w:szCs w:val="17"/>
         </w:rPr>
-        <w:t>Teaching chart — simplified to match the Journey layers, not a note-for-note transcription. Chord na</w:t>
+        <w:t>Teaching chart — simplified to match the Journey layers, not a note-for-note transcription. Chord name</w:t>
       </w:r>
       <w:r>
         <w:rPr>
@@ -5324,7 +5419,7 @@
           <w:sz w:val="17"/>
           <w:szCs w:val="17"/>
         </w:rPr>
-        <w:t>mes are what the class plays in standard tuning.</w:t>
+        <w:t>s are what the class plays in standard tuning.</w:t>
       </w:r>
     </w:p>
     <w:p>
@@ -5877,10 +5972,10 @@
 <file path=word/numbering.xml><?xml version="1.0" encoding="utf-8"?>
 <w:numbering xmlns:wpc="http://schemas.microsoft.com/office/word/2010/wordprocessingCanvas" xmlns:cx="http://schemas.microsoft.com/office/drawing/2014/chartex" xmlns:cx1="http://schemas.microsoft.com/office/drawing/2015/9/8/chartex" xmlns:mc="http://schemas.openxmlformats.org/markup-compatibility/2006" xmlns:o="urn:schemas-microsoft-com:office:office" xmlns:r="http://schemas.openxmlformats.org/officeDocument/2006/relationships" xmlns:m="http://schemas.openxmlformats.org/officeDocument/2006/math" xmlns:v="urn:schemas-microsoft-com:vml" xmlns:wp14="http://schemas.microsoft.com/office/word/2010/wordprocessingDrawing" xmlns:wp="http://schemas.openxmlformats.org/drawingml/2006/wordprocessingDrawing" xmlns:w10="urn:schemas-microsoft-com:office:word" xmlns:w="http://schemas.openxmlformats.org/wordprocessingml/2006/main" xmlns:w14="http://schemas.microsoft.com/office/word/2010/wordml" xmlns:w15="http://schemas.microsoft.com/office/word/2012/wordml" xmlns:w16se="http://schemas.microsoft.com/office/word/2015/wordml/symex" xmlns:wpg="http://schemas.microsoft.com/office/word/2010/wordprocessingGroup" xmlns:wpi="http://schemas.microsoft.com/office/word/2010/wordprocessingInk" xmlns:wne="http://schemas.microsoft.com/office/word/2006/wordml" xmlns:wps="http://schemas.microsoft.com/office/word/2010/wordprocessingShape" mc:Ignorable="w14 w15 w16se wp14">
   <w:abstractNum w:abstractNumId="0" w15:restartNumberingAfterBreak="0">
-    <w:nsid w:val="310558F7"/>
+    <w:nsid w:val="5E662DCB"/>
     <w:multiLevelType w:val="hybridMultilevel"/>
-    <w:tmpl w:val="892257F0"/>
-    <w:lvl w:ilvl="0" w:tplc="22E63792">
+    <w:tmpl w:val="23D61EA6"/>
+    <w:lvl w:ilvl="0" w:tplc="4B266564">
       <w:start w:val="1"/>
       <w:numFmt w:val="bullet"/>
       <w:lvlText w:val="●"/>
@@ -5889,7 +5984,7 @@
         <w:ind w:left="720" w:hanging="360"/>
       </w:pPr>
     </w:lvl>
-    <w:lvl w:ilvl="1" w:tplc="472CD3D0">
+    <w:lvl w:ilvl="1" w:tplc="32182586">
       <w:start w:val="1"/>
       <w:numFmt w:val="bullet"/>
       <w:lvlText w:val="○"/>
@@ -5898,7 +5993,7 @@
         <w:ind w:left="1440" w:hanging="360"/>
       </w:pPr>
     </w:lvl>
-    <w:lvl w:ilvl="2" w:tplc="6772F3CC">
+    <w:lvl w:ilvl="2" w:tplc="DD2C9AC2">
       <w:start w:val="1"/>
       <w:numFmt w:val="bullet"/>
       <w:lvlText w:val="■"/>
@@ -5907,7 +6002,7 @@
         <w:ind w:left="2160" w:hanging="360"/>
       </w:pPr>
     </w:lvl>
-    <w:lvl w:ilvl="3" w:tplc="6BF64E12">
+    <w:lvl w:ilvl="3" w:tplc="A3D0EACC">
       <w:start w:val="1"/>
       <w:numFmt w:val="bullet"/>
       <w:lvlText w:val="●"/>
@@ -5916,7 +6011,7 @@
         <w:ind w:left="2880" w:hanging="360"/>
       </w:pPr>
     </w:lvl>
-    <w:lvl w:ilvl="4" w:tplc="8E1EC05C">
+    <w:lvl w:ilvl="4" w:tplc="58C4D1C0">
       <w:start w:val="1"/>
       <w:numFmt w:val="bullet"/>
       <w:lvlText w:val="○"/>
@@ -5925,7 +6020,7 @@
         <w:ind w:left="3600" w:hanging="360"/>
       </w:pPr>
     </w:lvl>
-    <w:lvl w:ilvl="5" w:tplc="0FE06C9E">
+    <w:lvl w:ilvl="5" w:tplc="290E4556">
       <w:start w:val="1"/>
       <w:numFmt w:val="bullet"/>
       <w:lvlText w:val="■"/>
@@ -5934,7 +6029,7 @@
         <w:ind w:left="4320" w:hanging="360"/>
       </w:pPr>
     </w:lvl>
-    <w:lvl w:ilvl="6" w:tplc="6C1020FE">
+    <w:lvl w:ilvl="6" w:tplc="80748108">
       <w:start w:val="1"/>
       <w:numFmt w:val="bullet"/>
       <w:lvlText w:val="●"/>
@@ -5943,7 +6038,7 @@
         <w:ind w:left="5040" w:hanging="360"/>
       </w:pPr>
     </w:lvl>
-    <w:lvl w:ilvl="7" w:tplc="007263C4">
+    <w:lvl w:ilvl="7" w:tplc="A2D8A80C">
       <w:start w:val="1"/>
       <w:numFmt w:val="bullet"/>
       <w:lvlText w:val="●"/>
@@ -5952,7 +6047,7 @@
         <w:ind w:left="5760" w:hanging="360"/>
       </w:pPr>
     </w:lvl>
-    <w:lvl w:ilvl="8" w:tplc="EFB6DFFC">
+    <w:lvl w:ilvl="8" w:tplc="52C48C78">
       <w:start w:val="1"/>
       <w:numFmt w:val="bullet"/>
       <w:lvlText w:val="●"/>
